--- a/assets/docs/FCAI_C5_supervisor_meeting_templates.docx
+++ b/assets/docs/FCAI_C5_supervisor_meeting_templates.docx
@@ -776,7 +776,7 @@
           <w:sz w:val="18"/>
           <w:szCs w:val="18"/>
         </w:rPr>
-        <w:t>. It is a single table</w:t>
+        <w:t xml:space="preserve">. It comes prepopulated with the curriculum learning objectives, 1 per row and grouped by curriculum theme; the fellow keeps the rows for their priority objectives and deletes the rest. It is a single table</w:t>
       </w:r>
       <w:r>
         <w:rPr>
@@ -2419,7 +2419,7 @@
           <w:sz w:val="18"/>
           <w:szCs w:val="18"/>
         </w:rPr>
-        <w:t xml:space="preserve">1 </w:t>
+        <w:t xml:space="preserve"/>
       </w:r>
       <w:r>
         <w:rPr>
@@ -2427,7 +2427,7 @@
           <w:sz w:val="18"/>
           <w:szCs w:val="18"/>
         </w:rPr>
-        <w:t xml:space="preserve">learning </w:t>
+        <w:t xml:space="preserve"/>
       </w:r>
       <w:r>
         <w:rPr>
@@ -2435,7 +2435,7 @@
           <w:sz w:val="18"/>
           <w:szCs w:val="18"/>
         </w:rPr>
-        <w:t xml:space="preserve">objective per row. Draft at </w:t>
+        <w:t xml:space="preserve">Draft at </w:t>
       </w:r>
       <w:hyperlink w:anchor="meeting1">
         <w:r>
@@ -2506,55 +2506,7 @@
           <w:sz w:val="18"/>
           <w:szCs w:val="18"/>
         </w:rPr>
-        <w:t>Document your priority</w:t>
-      </w:r>
-      <w:r>
-        <w:rPr>
-          <w:color w:val="425563"/>
-          <w:sz w:val="18"/>
-          <w:szCs w:val="18"/>
-        </w:rPr>
-        <w:t xml:space="preserve"> </w:t>
-      </w:r>
-      <w:r>
-        <w:rPr>
-          <w:color w:val="425563"/>
-          <w:sz w:val="18"/>
-          <w:szCs w:val="18"/>
-        </w:rPr>
-        <w:t xml:space="preserve">learning </w:t>
-      </w:r>
-      <w:r>
-        <w:rPr>
-          <w:color w:val="425563"/>
-          <w:sz w:val="18"/>
-          <w:szCs w:val="18"/>
-        </w:rPr>
-        <w:t>objective</w:t>
-      </w:r>
-      <w:r>
-        <w:rPr>
-          <w:color w:val="425563"/>
-          <w:sz w:val="18"/>
-          <w:szCs w:val="18"/>
-        </w:rPr>
-        <w:t>s</w:t>
-      </w:r>
-      <w:r>
-        <w:rPr>
-          <w:color w:val="425563"/>
-          <w:sz w:val="18"/>
-          <w:szCs w:val="18"/>
-        </w:rPr>
-        <w:t xml:space="preserve"> directly</w:t>
-      </w:r>
-      <w:r>
-        <w:rPr>
-          <w:color w:val="425563"/>
-          <w:sz w:val="18"/>
-          <w:szCs w:val="18"/>
-        </w:rPr>
-        <w:t xml:space="preserve"> from the </w:t>
+        <w:t xml:space="preserve">The learning objectives below are prepopulated from the </w:t>
       </w:r>
       <w:hyperlink r:id="rId6">
         <w:r>
@@ -2568,43 +2520,11 @@
       </w:hyperlink>
       <w:r>
         <w:rPr>
-          <w:rStyle w:val="Hyperlink"/>
-          <w:sz w:val="18"/>
-          <w:szCs w:val="18"/>
-        </w:rPr>
-        <w:t>.</w:t>
-      </w:r>
-      <w:r>
-        <w:rPr>
           <w:color w:val="425563"/>
           <w:sz w:val="18"/>
           <w:szCs w:val="18"/>
         </w:rPr>
-        <w:t xml:space="preserve"> Yo</w:t>
-      </w:r>
-      <w:r>
-        <w:rPr>
-          <w:color w:val="425563"/>
-          <w:sz w:val="18"/>
-          <w:szCs w:val="18"/>
-        </w:rPr>
-        <w:t xml:space="preserve">u may also add related objectives not explicitly listed </w:t>
-      </w:r>
-      <w:r>
-        <w:rPr>
-          <w:color w:val="425563"/>
-          <w:sz w:val="18"/>
-          <w:szCs w:val="18"/>
-        </w:rPr>
-        <w:t>in</w:t>
-      </w:r>
-      <w:r>
-        <w:rPr>
-          <w:color w:val="425563"/>
-          <w:sz w:val="18"/>
-          <w:szCs w:val="18"/>
-        </w:rPr>
-        <w:t xml:space="preserve"> the curriculum. </w:t>
+        <w:t xml:space="preserve"> (pages 9–10), 1 per row and grouped by curriculum theme. At meeting 1, keep the rows for your priority objectives and delete the rest. You may also add related objectives not explicitly listed in the curriculum.</w:t>
       </w:r>
     </w:p>
     <w:p>
@@ -2623,7 +2543,7 @@
           <w:sz w:val="18"/>
           <w:szCs w:val="18"/>
         </w:rPr>
-        <w:t>Add rows as necessary.</w:t>
+        <w:t xml:space="preserve">Delete and add rows as necessary.</w:t>
       </w:r>
     </w:p>
     <w:tbl>
@@ -2826,6 +2746,39 @@
       <w:tr>
         <w:trPr>
           <w:cantSplit/>
+        </w:trPr>
+        <w:tc>
+          <w:tcPr>
+            <w:tcW w:w="9746" w:type="dxa"/>
+            <w:gridSpan w:val="4"/>
+            <w:shd w:val="clear" w:color="auto" w:fill="E8EDEE"/>
+            <w:tcMar>
+              <w:top w:w="50" w:type="dxa"/>
+              <w:left w:w="110" w:type="dxa"/>
+              <w:bottom w:w="50" w:type="dxa"/>
+              <w:right w:w="110" w:type="dxa"/>
+            </w:tcMar>
+          </w:tcPr>
+          <w:p>
+            <w:pPr>
+              <w:spacing w:after="0"/>
+            </w:pPr>
+            <w:r>
+              <w:rPr>
+                <w:b/>
+                <w:bCs/>
+                <w:color w:val="003087"/>
+                <w:sz w:val="18"/>
+                <w:szCs w:val="18"/>
+              </w:rPr>
+              <w:t>AI Fundamentals</w:t>
+            </w:r>
+          </w:p>
+        </w:tc>
+      </w:tr>
+      <w:tr>
+        <w:trPr>
+          <w:cantSplit/>
           <w:trHeight w:val="700"/>
         </w:trPr>
         <w:tc>
@@ -2842,6 +2795,14 @@
             <w:pPr>
               <w:spacing w:after="0" w:line="280" w:lineRule="auto"/>
             </w:pPr>
+            <w:r>
+              <w:rPr>
+                <w:color w:val="425563"/>
+                <w:sz w:val="18"/>
+                <w:szCs w:val="18"/>
+              </w:rPr>
+              <w:t xml:space="preserve">Understand and apply different types of AI algorithms for different tasks (e.g. logistic regression, decision trees, support vector machines, random forest, K-means clustering, neural networks, Bayesian approaches)</w:t>
+            </w:r>
           </w:p>
         </w:tc>
         <w:tc>
@@ -2898,7 +2859,7 @@
                   <w:rFonts w:eastAsia="MS Gothic" w:hint="eastAsia"/>
                   <w:color w:val="425563"/>
                 </w:rPr>
-                <w:id w:val="7001"/>
+                <w:id w:val="7100"/>
                 <w14:checkbox>
                   <w14:checked w14:val="0"/>
                   <w14:checkedState w14:val="2612" w14:font="MS Gothic"/>
@@ -2937,6 +2898,14 @@
             <w:pPr>
               <w:spacing w:after="0" w:line="280" w:lineRule="auto"/>
             </w:pPr>
+            <w:r>
+              <w:rPr>
+                <w:color w:val="425563"/>
+                <w:sz w:val="18"/>
+                <w:szCs w:val="18"/>
+              </w:rPr>
+              <w:t xml:space="preserve">Understand data provenance, quality and structure requirements for training AI algorithms, such as synthetic data, metadata, taxonomies, ontologies, and standards</w:t>
+            </w:r>
           </w:p>
         </w:tc>
         <w:tc>
@@ -2993,7 +2962,7 @@
                   <w:rFonts w:eastAsia="MS Gothic" w:hint="eastAsia"/>
                   <w:color w:val="425563"/>
                 </w:rPr>
-                <w:id w:val="7002"/>
+                <w:id w:val="7101"/>
                 <w14:checkbox>
                   <w14:checked w14:val="0"/>
                   <w14:checkedState w14:val="2612" w14:font="MS Gothic"/>
@@ -3003,7 +2972,7 @@
               <w:sdtContent>
                 <w:r>
                   <w:rPr>
-                    <w:rFonts w:ascii="MS Gothic" w:eastAsia="MS Gothic" w:hAnsi="MS Gothic" w:cs="MS Gothic" w:hint="eastAsia"/>
+                    <w:rFonts w:ascii="MS Gothic" w:eastAsia="MS Gothic" w:hAnsi="MS Gothic" w:hint="eastAsia"/>
                     <w:color w:val="425563"/>
                   </w:rPr>
                   <w:t>☐</w:t>
@@ -3032,6 +3001,14 @@
             <w:pPr>
               <w:spacing w:after="0" w:line="280" w:lineRule="auto"/>
             </w:pPr>
+            <w:r>
+              <w:rPr>
+                <w:color w:val="425563"/>
+                <w:sz w:val="18"/>
+                <w:szCs w:val="18"/>
+              </w:rPr>
+              <w:t xml:space="preserve">Perform data extraction and wrangling (e.g. feature labelling/extraction, dimensionality reduction, normalisation)</w:t>
+            </w:r>
           </w:p>
         </w:tc>
         <w:tc>
@@ -3088,7 +3065,7 @@
                   <w:rFonts w:eastAsia="MS Gothic" w:hint="eastAsia"/>
                   <w:color w:val="425563"/>
                 </w:rPr>
-                <w:id w:val="7003"/>
+                <w:id w:val="7102"/>
                 <w14:checkbox>
                   <w14:checked w14:val="0"/>
                   <w14:checkedState w14:val="2612" w14:font="MS Gothic"/>
@@ -3098,7 +3075,7 @@
               <w:sdtContent>
                 <w:r>
                   <w:rPr>
-                    <w:rFonts w:ascii="MS Gothic" w:eastAsia="MS Gothic" w:hAnsi="MS Gothic" w:cs="MS Gothic" w:hint="eastAsia"/>
+                    <w:rFonts w:ascii="MS Gothic" w:eastAsia="MS Gothic" w:hAnsi="MS Gothic" w:hint="eastAsia"/>
                     <w:color w:val="425563"/>
                   </w:rPr>
                   <w:t>☐</w:t>
@@ -3127,6 +3104,14 @@
             <w:pPr>
               <w:spacing w:after="0" w:line="280" w:lineRule="auto"/>
             </w:pPr>
+            <w:r>
+              <w:rPr>
+                <w:color w:val="425563"/>
+                <w:sz w:val="18"/>
+                <w:szCs w:val="18"/>
+              </w:rPr>
+              <w:t xml:space="preserve">Understand types of training for AI algorithms (e.g. supervised, unsupervised, reinforcement, ensemble, distributed, and federated learning)</w:t>
+            </w:r>
           </w:p>
         </w:tc>
         <w:tc>
@@ -3183,7 +3168,7 @@
                   <w:rFonts w:eastAsia="MS Gothic" w:hint="eastAsia"/>
                   <w:color w:val="425563"/>
                 </w:rPr>
-                <w:id w:val="7004"/>
+                <w:id w:val="7103"/>
                 <w14:checkbox>
                   <w14:checked w14:val="0"/>
                   <w14:checkedState w14:val="2612" w14:font="MS Gothic"/>
@@ -3193,7 +3178,7 @@
               <w:sdtContent>
                 <w:r>
                   <w:rPr>
-                    <w:rFonts w:ascii="MS Gothic" w:eastAsia="MS Gothic" w:hAnsi="MS Gothic" w:cs="MS Gothic" w:hint="eastAsia"/>
+                    <w:rFonts w:ascii="MS Gothic" w:eastAsia="MS Gothic" w:hAnsi="MS Gothic" w:hint="eastAsia"/>
                     <w:color w:val="425563"/>
                   </w:rPr>
                   <w:t>☐</w:t>
@@ -3222,6 +3207,14 @@
             <w:pPr>
               <w:spacing w:after="0" w:line="280" w:lineRule="auto"/>
             </w:pPr>
+            <w:r>
+              <w:rPr>
+                <w:color w:val="425563"/>
+                <w:sz w:val="18"/>
+                <w:szCs w:val="18"/>
+              </w:rPr>
+              <w:t xml:space="preserve">Understand types of languages and frameworks used for the creation and analysis of AI algorithms (e.g. Python, R, SQL)</w:t>
+            </w:r>
           </w:p>
         </w:tc>
         <w:tc>
@@ -3278,7 +3271,7 @@
                   <w:rFonts w:eastAsia="MS Gothic" w:hint="eastAsia"/>
                   <w:color w:val="425563"/>
                 </w:rPr>
-                <w:id w:val="7005"/>
+                <w:id w:val="7104"/>
                 <w14:checkbox>
                   <w14:checked w14:val="0"/>
                   <w14:checkedState w14:val="2612" w14:font="MS Gothic"/>
@@ -3288,7 +3281,7 @@
               <w:sdtContent>
                 <w:r>
                   <w:rPr>
-                    <w:rFonts w:ascii="MS Gothic" w:eastAsia="MS Gothic" w:hAnsi="MS Gothic" w:cs="MS Gothic" w:hint="eastAsia"/>
+                    <w:rFonts w:ascii="MS Gothic" w:eastAsia="MS Gothic" w:hAnsi="MS Gothic" w:hint="eastAsia"/>
                     <w:color w:val="425563"/>
                   </w:rPr>
                   <w:t>☐</w:t>
@@ -3317,6 +3310,14 @@
             <w:pPr>
               <w:spacing w:after="0" w:line="280" w:lineRule="auto"/>
             </w:pPr>
+            <w:r>
+              <w:rPr>
+                <w:color w:val="425563"/>
+                <w:sz w:val="18"/>
+                <w:szCs w:val="18"/>
+              </w:rPr>
+              <w:t xml:space="preserve">Understand and apply AI algorithm training and optimisation (e.g. tuning hyper parameters, internal validation, optimal stopping)</w:t>
+            </w:r>
           </w:p>
         </w:tc>
         <w:tc>
@@ -3373,7 +3374,7 @@
                   <w:rFonts w:eastAsia="MS Gothic" w:hint="eastAsia"/>
                   <w:color w:val="425563"/>
                 </w:rPr>
-                <w:id w:val="7006"/>
+                <w:id w:val="7105"/>
                 <w14:checkbox>
                   <w14:checked w14:val="0"/>
                   <w14:checkedState w14:val="2612" w14:font="MS Gothic"/>
@@ -3383,7 +3384,7 @@
               <w:sdtContent>
                 <w:r>
                   <w:rPr>
-                    <w:rFonts w:ascii="MS Gothic" w:eastAsia="MS Gothic" w:hAnsi="MS Gothic" w:cs="MS Gothic" w:hint="eastAsia"/>
+                    <w:rFonts w:ascii="MS Gothic" w:eastAsia="MS Gothic" w:hAnsi="MS Gothic" w:hint="eastAsia"/>
                     <w:color w:val="425563"/>
                   </w:rPr>
                   <w:t>☐</w:t>
@@ -3412,6 +3413,14 @@
             <w:pPr>
               <w:spacing w:after="0" w:line="280" w:lineRule="auto"/>
             </w:pPr>
+            <w:r>
+              <w:rPr>
+                <w:color w:val="425563"/>
+                <w:sz w:val="18"/>
+                <w:szCs w:val="18"/>
+              </w:rPr>
+              <w:t xml:space="preserve">Understand and apply common metrics for AI algorithm performance (e.g. precision, recall, F1 score, Receiver Operator Characteristic)</w:t>
+            </w:r>
           </w:p>
         </w:tc>
         <w:tc>
@@ -3468,7 +3477,7 @@
                   <w:rFonts w:eastAsia="MS Gothic" w:hint="eastAsia"/>
                   <w:color w:val="425563"/>
                 </w:rPr>
-                <w:id w:val="7007"/>
+                <w:id w:val="7106"/>
                 <w14:checkbox>
                   <w14:checked w14:val="0"/>
                   <w14:checkedState w14:val="2612" w14:font="MS Gothic"/>
@@ -3478,7 +3487,7 @@
               <w:sdtContent>
                 <w:r>
                   <w:rPr>
-                    <w:rFonts w:ascii="MS Gothic" w:eastAsia="MS Gothic" w:hAnsi="MS Gothic" w:cs="MS Gothic" w:hint="eastAsia"/>
+                    <w:rFonts w:ascii="MS Gothic" w:eastAsia="MS Gothic" w:hAnsi="MS Gothic" w:hint="eastAsia"/>
                     <w:color w:val="425563"/>
                   </w:rPr>
                   <w:t>☐</w:t>
@@ -3507,6 +3516,14 @@
             <w:pPr>
               <w:spacing w:after="0" w:line="280" w:lineRule="auto"/>
             </w:pPr>
+            <w:r>
+              <w:rPr>
+                <w:color w:val="425563"/>
+                <w:sz w:val="18"/>
+                <w:szCs w:val="18"/>
+              </w:rPr>
+              <w:t xml:space="preserve">Understand AI algorithm validation methods (e.g. hold out method, cross validation)</w:t>
+            </w:r>
           </w:p>
         </w:tc>
         <w:tc>
@@ -3563,7 +3580,7 @@
                   <w:rFonts w:eastAsia="MS Gothic" w:hint="eastAsia"/>
                   <w:color w:val="425563"/>
                 </w:rPr>
-                <w:id w:val="7008"/>
+                <w:id w:val="7107"/>
                 <w14:checkbox>
                   <w14:checked w14:val="0"/>
                   <w14:checkedState w14:val="2612" w14:font="MS Gothic"/>
@@ -3573,7 +3590,2723 @@
               <w:sdtContent>
                 <w:r>
                   <w:rPr>
-                    <w:rFonts w:ascii="MS Gothic" w:eastAsia="MS Gothic" w:hAnsi="MS Gothic" w:cs="MS Gothic" w:hint="eastAsia"/>
+                    <w:rFonts w:ascii="MS Gothic" w:eastAsia="MS Gothic" w:hAnsi="MS Gothic" w:hint="eastAsia"/>
+                    <w:color w:val="425563"/>
+                  </w:rPr>
+                  <w:t>☐</w:t>
+                </w:r>
+              </w:sdtContent>
+            </w:sdt>
+          </w:p>
+        </w:tc>
+      </w:tr>
+      <w:tr>
+        <w:trPr>
+          <w:cantSplit/>
+        </w:trPr>
+        <w:tc>
+          <w:tcPr>
+            <w:tcW w:w="9746" w:type="dxa"/>
+            <w:gridSpan w:val="4"/>
+            <w:shd w:val="clear" w:color="auto" w:fill="E8EDEE"/>
+            <w:tcMar>
+              <w:top w:w="50" w:type="dxa"/>
+              <w:left w:w="110" w:type="dxa"/>
+              <w:bottom w:w="50" w:type="dxa"/>
+              <w:right w:w="110" w:type="dxa"/>
+            </w:tcMar>
+          </w:tcPr>
+          <w:p>
+            <w:pPr>
+              <w:spacing w:after="0"/>
+            </w:pPr>
+            <w:r>
+              <w:rPr>
+                <w:b/>
+                <w:bCs/>
+                <w:color w:val="003087"/>
+                <w:sz w:val="18"/>
+                <w:szCs w:val="18"/>
+              </w:rPr>
+              <w:t>Regulation &amp; Standards</w:t>
+            </w:r>
+          </w:p>
+        </w:tc>
+      </w:tr>
+      <w:tr>
+        <w:trPr>
+          <w:cantSplit/>
+          <w:trHeight w:val="700"/>
+        </w:trPr>
+        <w:tc>
+          <w:tcPr>
+            <w:tcW w:w="2880" w:type="dxa"/>
+            <w:tcMar>
+              <w:top w:w="50" w:type="dxa"/>
+              <w:left w:w="110" w:type="dxa"/>
+              <w:bottom w:w="50" w:type="dxa"/>
+              <w:right w:w="110" w:type="dxa"/>
+            </w:tcMar>
+          </w:tcPr>
+          <w:p>
+            <w:pPr>
+              <w:spacing w:after="0" w:line="280" w:lineRule="auto"/>
+            </w:pPr>
+            <w:r>
+              <w:rPr>
+                <w:color w:val="425563"/>
+                <w:sz w:val="18"/>
+                <w:szCs w:val="18"/>
+              </w:rPr>
+              <w:t xml:space="preserve">Understand CE/UKCA marking and methods for obtaining certification for different classes of medical device for AI technology</w:t>
+            </w:r>
+          </w:p>
+        </w:tc>
+        <w:tc>
+          <w:tcPr>
+            <w:tcW w:w="2880" w:type="dxa"/>
+            <w:tcMar>
+              <w:top w:w="50" w:type="dxa"/>
+              <w:left w:w="110" w:type="dxa"/>
+              <w:bottom w:w="50" w:type="dxa"/>
+              <w:right w:w="110" w:type="dxa"/>
+            </w:tcMar>
+          </w:tcPr>
+          <w:p>
+            <w:pPr>
+              <w:spacing w:after="0" w:line="280" w:lineRule="auto"/>
+            </w:pPr>
+          </w:p>
+        </w:tc>
+        <w:tc>
+          <w:tcPr>
+            <w:tcW w:w="2886" w:type="dxa"/>
+            <w:tcMar>
+              <w:top w:w="50" w:type="dxa"/>
+              <w:left w:w="110" w:type="dxa"/>
+              <w:bottom w:w="50" w:type="dxa"/>
+              <w:right w:w="110" w:type="dxa"/>
+            </w:tcMar>
+          </w:tcPr>
+          <w:p>
+            <w:pPr>
+              <w:spacing w:after="0" w:line="280" w:lineRule="auto"/>
+            </w:pPr>
+          </w:p>
+        </w:tc>
+        <w:tc>
+          <w:tcPr>
+            <w:tcW w:w="1100" w:type="dxa"/>
+            <w:tcMar>
+              <w:top w:w="50" w:type="dxa"/>
+              <w:left w:w="110" w:type="dxa"/>
+              <w:bottom w:w="50" w:type="dxa"/>
+              <w:right w:w="110" w:type="dxa"/>
+            </w:tcMar>
+            <w:vAlign w:val="center"/>
+          </w:tcPr>
+          <w:p>
+            <w:pPr>
+              <w:spacing w:after="0"/>
+              <w:jc w:val="center"/>
+            </w:pPr>
+            <w:sdt>
+              <w:sdtPr>
+                <w:rPr>
+                  <w:rFonts w:eastAsia="MS Gothic" w:hint="eastAsia"/>
+                  <w:color w:val="425563"/>
+                </w:rPr>
+                <w:id w:val="7108"/>
+                <w14:checkbox>
+                  <w14:checked w14:val="0"/>
+                  <w14:checkedState w14:val="2612" w14:font="MS Gothic"/>
+                  <w14:uncheckedState w14:val="2610" w14:font="MS Gothic"/>
+                </w14:checkbox>
+              </w:sdtPr>
+              <w:sdtContent>
+                <w:r>
+                  <w:rPr>
+                    <w:rFonts w:ascii="MS Gothic" w:eastAsia="MS Gothic" w:hAnsi="MS Gothic" w:hint="eastAsia"/>
+                    <w:color w:val="425563"/>
+                  </w:rPr>
+                  <w:t>☐</w:t>
+                </w:r>
+              </w:sdtContent>
+            </w:sdt>
+          </w:p>
+        </w:tc>
+      </w:tr>
+      <w:tr>
+        <w:trPr>
+          <w:cantSplit/>
+          <w:trHeight w:val="700"/>
+        </w:trPr>
+        <w:tc>
+          <w:tcPr>
+            <w:tcW w:w="2880" w:type="dxa"/>
+            <w:tcMar>
+              <w:top w:w="50" w:type="dxa"/>
+              <w:left w:w="110" w:type="dxa"/>
+              <w:bottom w:w="50" w:type="dxa"/>
+              <w:right w:w="110" w:type="dxa"/>
+            </w:tcMar>
+          </w:tcPr>
+          <w:p>
+            <w:pPr>
+              <w:spacing w:after="0" w:line="280" w:lineRule="auto"/>
+            </w:pPr>
+            <w:r>
+              <w:rPr>
+                <w:color w:val="425563"/>
+                <w:sz w:val="18"/>
+                <w:szCs w:val="18"/>
+              </w:rPr>
+              <w:t xml:space="preserve">Understand and apply GDPR to AI technology</w:t>
+            </w:r>
+          </w:p>
+        </w:tc>
+        <w:tc>
+          <w:tcPr>
+            <w:tcW w:w="2880" w:type="dxa"/>
+            <w:tcMar>
+              <w:top w:w="50" w:type="dxa"/>
+              <w:left w:w="110" w:type="dxa"/>
+              <w:bottom w:w="50" w:type="dxa"/>
+              <w:right w:w="110" w:type="dxa"/>
+            </w:tcMar>
+          </w:tcPr>
+          <w:p>
+            <w:pPr>
+              <w:spacing w:after="0" w:line="280" w:lineRule="auto"/>
+            </w:pPr>
+          </w:p>
+        </w:tc>
+        <w:tc>
+          <w:tcPr>
+            <w:tcW w:w="2886" w:type="dxa"/>
+            <w:tcMar>
+              <w:top w:w="50" w:type="dxa"/>
+              <w:left w:w="110" w:type="dxa"/>
+              <w:bottom w:w="50" w:type="dxa"/>
+              <w:right w:w="110" w:type="dxa"/>
+            </w:tcMar>
+          </w:tcPr>
+          <w:p>
+            <w:pPr>
+              <w:spacing w:after="0" w:line="280" w:lineRule="auto"/>
+            </w:pPr>
+          </w:p>
+        </w:tc>
+        <w:tc>
+          <w:tcPr>
+            <w:tcW w:w="1100" w:type="dxa"/>
+            <w:tcMar>
+              <w:top w:w="50" w:type="dxa"/>
+              <w:left w:w="110" w:type="dxa"/>
+              <w:bottom w:w="50" w:type="dxa"/>
+              <w:right w:w="110" w:type="dxa"/>
+            </w:tcMar>
+            <w:vAlign w:val="center"/>
+          </w:tcPr>
+          <w:p>
+            <w:pPr>
+              <w:spacing w:after="0"/>
+              <w:jc w:val="center"/>
+            </w:pPr>
+            <w:sdt>
+              <w:sdtPr>
+                <w:rPr>
+                  <w:rFonts w:eastAsia="MS Gothic" w:hint="eastAsia"/>
+                  <w:color w:val="425563"/>
+                </w:rPr>
+                <w:id w:val="7109"/>
+                <w14:checkbox>
+                  <w14:checked w14:val="0"/>
+                  <w14:checkedState w14:val="2612" w14:font="MS Gothic"/>
+                  <w14:uncheckedState w14:val="2610" w14:font="MS Gothic"/>
+                </w14:checkbox>
+              </w:sdtPr>
+              <w:sdtContent>
+                <w:r>
+                  <w:rPr>
+                    <w:rFonts w:ascii="MS Gothic" w:eastAsia="MS Gothic" w:hAnsi="MS Gothic" w:hint="eastAsia"/>
+                    <w:color w:val="425563"/>
+                  </w:rPr>
+                  <w:t>☐</w:t>
+                </w:r>
+              </w:sdtContent>
+            </w:sdt>
+          </w:p>
+        </w:tc>
+      </w:tr>
+      <w:tr>
+        <w:trPr>
+          <w:cantSplit/>
+          <w:trHeight w:val="700"/>
+        </w:trPr>
+        <w:tc>
+          <w:tcPr>
+            <w:tcW w:w="2880" w:type="dxa"/>
+            <w:tcMar>
+              <w:top w:w="50" w:type="dxa"/>
+              <w:left w:w="110" w:type="dxa"/>
+              <w:bottom w:w="50" w:type="dxa"/>
+              <w:right w:w="110" w:type="dxa"/>
+            </w:tcMar>
+          </w:tcPr>
+          <w:p>
+            <w:pPr>
+              <w:spacing w:after="0" w:line="280" w:lineRule="auto"/>
+            </w:pPr>
+            <w:r>
+              <w:rPr>
+                <w:color w:val="425563"/>
+                <w:sz w:val="18"/>
+                <w:szCs w:val="18"/>
+              </w:rPr>
+              <w:t xml:space="preserve">Understand and apply NHS Digital’s Clinical Risk Management standards to AI technology (i.e. DCB0129, DCB0160)</w:t>
+            </w:r>
+          </w:p>
+        </w:tc>
+        <w:tc>
+          <w:tcPr>
+            <w:tcW w:w="2880" w:type="dxa"/>
+            <w:tcMar>
+              <w:top w:w="50" w:type="dxa"/>
+              <w:left w:w="110" w:type="dxa"/>
+              <w:bottom w:w="50" w:type="dxa"/>
+              <w:right w:w="110" w:type="dxa"/>
+            </w:tcMar>
+          </w:tcPr>
+          <w:p>
+            <w:pPr>
+              <w:spacing w:after="0" w:line="280" w:lineRule="auto"/>
+            </w:pPr>
+          </w:p>
+        </w:tc>
+        <w:tc>
+          <w:tcPr>
+            <w:tcW w:w="2886" w:type="dxa"/>
+            <w:tcMar>
+              <w:top w:w="50" w:type="dxa"/>
+              <w:left w:w="110" w:type="dxa"/>
+              <w:bottom w:w="50" w:type="dxa"/>
+              <w:right w:w="110" w:type="dxa"/>
+            </w:tcMar>
+          </w:tcPr>
+          <w:p>
+            <w:pPr>
+              <w:spacing w:after="0" w:line="280" w:lineRule="auto"/>
+            </w:pPr>
+          </w:p>
+        </w:tc>
+        <w:tc>
+          <w:tcPr>
+            <w:tcW w:w="1100" w:type="dxa"/>
+            <w:tcMar>
+              <w:top w:w="50" w:type="dxa"/>
+              <w:left w:w="110" w:type="dxa"/>
+              <w:bottom w:w="50" w:type="dxa"/>
+              <w:right w:w="110" w:type="dxa"/>
+            </w:tcMar>
+            <w:vAlign w:val="center"/>
+          </w:tcPr>
+          <w:p>
+            <w:pPr>
+              <w:spacing w:after="0"/>
+              <w:jc w:val="center"/>
+            </w:pPr>
+            <w:sdt>
+              <w:sdtPr>
+                <w:rPr>
+                  <w:rFonts w:eastAsia="MS Gothic" w:hint="eastAsia"/>
+                  <w:color w:val="425563"/>
+                </w:rPr>
+                <w:id w:val="7110"/>
+                <w14:checkbox>
+                  <w14:checked w14:val="0"/>
+                  <w14:checkedState w14:val="2612" w14:font="MS Gothic"/>
+                  <w14:uncheckedState w14:val="2610" w14:font="MS Gothic"/>
+                </w14:checkbox>
+              </w:sdtPr>
+              <w:sdtContent>
+                <w:r>
+                  <w:rPr>
+                    <w:rFonts w:ascii="MS Gothic" w:eastAsia="MS Gothic" w:hAnsi="MS Gothic" w:hint="eastAsia"/>
+                    <w:color w:val="425563"/>
+                  </w:rPr>
+                  <w:t>☐</w:t>
+                </w:r>
+              </w:sdtContent>
+            </w:sdt>
+          </w:p>
+        </w:tc>
+      </w:tr>
+      <w:tr>
+        <w:trPr>
+          <w:cantSplit/>
+          <w:trHeight w:val="700"/>
+        </w:trPr>
+        <w:tc>
+          <w:tcPr>
+            <w:tcW w:w="2880" w:type="dxa"/>
+            <w:tcMar>
+              <w:top w:w="50" w:type="dxa"/>
+              <w:left w:w="110" w:type="dxa"/>
+              <w:bottom w:w="50" w:type="dxa"/>
+              <w:right w:w="110" w:type="dxa"/>
+            </w:tcMar>
+          </w:tcPr>
+          <w:p>
+            <w:pPr>
+              <w:spacing w:after="0" w:line="280" w:lineRule="auto"/>
+            </w:pPr>
+            <w:r>
+              <w:rPr>
+                <w:color w:val="425563"/>
+                <w:sz w:val="18"/>
+                <w:szCs w:val="18"/>
+              </w:rPr>
+              <w:t xml:space="preserve">Understand and apply HRA definitions of clinical research and service evaluation as they relate to AI evaluation and implementation, following the appropriate governance for each</w:t>
+            </w:r>
+          </w:p>
+        </w:tc>
+        <w:tc>
+          <w:tcPr>
+            <w:tcW w:w="2880" w:type="dxa"/>
+            <w:tcMar>
+              <w:top w:w="50" w:type="dxa"/>
+              <w:left w:w="110" w:type="dxa"/>
+              <w:bottom w:w="50" w:type="dxa"/>
+              <w:right w:w="110" w:type="dxa"/>
+            </w:tcMar>
+          </w:tcPr>
+          <w:p>
+            <w:pPr>
+              <w:spacing w:after="0" w:line="280" w:lineRule="auto"/>
+            </w:pPr>
+          </w:p>
+        </w:tc>
+        <w:tc>
+          <w:tcPr>
+            <w:tcW w:w="2886" w:type="dxa"/>
+            <w:tcMar>
+              <w:top w:w="50" w:type="dxa"/>
+              <w:left w:w="110" w:type="dxa"/>
+              <w:bottom w:w="50" w:type="dxa"/>
+              <w:right w:w="110" w:type="dxa"/>
+            </w:tcMar>
+          </w:tcPr>
+          <w:p>
+            <w:pPr>
+              <w:spacing w:after="0" w:line="280" w:lineRule="auto"/>
+            </w:pPr>
+          </w:p>
+        </w:tc>
+        <w:tc>
+          <w:tcPr>
+            <w:tcW w:w="1100" w:type="dxa"/>
+            <w:tcMar>
+              <w:top w:w="50" w:type="dxa"/>
+              <w:left w:w="110" w:type="dxa"/>
+              <w:bottom w:w="50" w:type="dxa"/>
+              <w:right w:w="110" w:type="dxa"/>
+            </w:tcMar>
+            <w:vAlign w:val="center"/>
+          </w:tcPr>
+          <w:p>
+            <w:pPr>
+              <w:spacing w:after="0"/>
+              <w:jc w:val="center"/>
+            </w:pPr>
+            <w:sdt>
+              <w:sdtPr>
+                <w:rPr>
+                  <w:rFonts w:eastAsia="MS Gothic" w:hint="eastAsia"/>
+                  <w:color w:val="425563"/>
+                </w:rPr>
+                <w:id w:val="7111"/>
+                <w14:checkbox>
+                  <w14:checked w14:val="0"/>
+                  <w14:checkedState w14:val="2612" w14:font="MS Gothic"/>
+                  <w14:uncheckedState w14:val="2610" w14:font="MS Gothic"/>
+                </w14:checkbox>
+              </w:sdtPr>
+              <w:sdtContent>
+                <w:r>
+                  <w:rPr>
+                    <w:rFonts w:ascii="MS Gothic" w:eastAsia="MS Gothic" w:hAnsi="MS Gothic" w:hint="eastAsia"/>
+                    <w:color w:val="425563"/>
+                  </w:rPr>
+                  <w:t>☐</w:t>
+                </w:r>
+              </w:sdtContent>
+            </w:sdt>
+          </w:p>
+        </w:tc>
+      </w:tr>
+      <w:tr>
+        <w:trPr>
+          <w:cantSplit/>
+          <w:trHeight w:val="700"/>
+        </w:trPr>
+        <w:tc>
+          <w:tcPr>
+            <w:tcW w:w="2880" w:type="dxa"/>
+            <w:tcMar>
+              <w:top w:w="50" w:type="dxa"/>
+              <w:left w:w="110" w:type="dxa"/>
+              <w:bottom w:w="50" w:type="dxa"/>
+              <w:right w:w="110" w:type="dxa"/>
+            </w:tcMar>
+          </w:tcPr>
+          <w:p>
+            <w:pPr>
+              <w:spacing w:after="0" w:line="280" w:lineRule="auto"/>
+            </w:pPr>
+            <w:r>
+              <w:rPr>
+                <w:color w:val="425563"/>
+                <w:sz w:val="18"/>
+                <w:szCs w:val="18"/>
+              </w:rPr>
+              <w:t xml:space="preserve">Understand legal frameworks applying to the use of AI technology in clinical decision making (e.g. negligence, product liability, consent)</w:t>
+            </w:r>
+          </w:p>
+        </w:tc>
+        <w:tc>
+          <w:tcPr>
+            <w:tcW w:w="2880" w:type="dxa"/>
+            <w:tcMar>
+              <w:top w:w="50" w:type="dxa"/>
+              <w:left w:w="110" w:type="dxa"/>
+              <w:bottom w:w="50" w:type="dxa"/>
+              <w:right w:w="110" w:type="dxa"/>
+            </w:tcMar>
+          </w:tcPr>
+          <w:p>
+            <w:pPr>
+              <w:spacing w:after="0" w:line="280" w:lineRule="auto"/>
+            </w:pPr>
+          </w:p>
+        </w:tc>
+        <w:tc>
+          <w:tcPr>
+            <w:tcW w:w="2886" w:type="dxa"/>
+            <w:tcMar>
+              <w:top w:w="50" w:type="dxa"/>
+              <w:left w:w="110" w:type="dxa"/>
+              <w:bottom w:w="50" w:type="dxa"/>
+              <w:right w:w="110" w:type="dxa"/>
+            </w:tcMar>
+          </w:tcPr>
+          <w:p>
+            <w:pPr>
+              <w:spacing w:after="0" w:line="280" w:lineRule="auto"/>
+            </w:pPr>
+          </w:p>
+        </w:tc>
+        <w:tc>
+          <w:tcPr>
+            <w:tcW w:w="1100" w:type="dxa"/>
+            <w:tcMar>
+              <w:top w:w="50" w:type="dxa"/>
+              <w:left w:w="110" w:type="dxa"/>
+              <w:bottom w:w="50" w:type="dxa"/>
+              <w:right w:w="110" w:type="dxa"/>
+            </w:tcMar>
+            <w:vAlign w:val="center"/>
+          </w:tcPr>
+          <w:p>
+            <w:pPr>
+              <w:spacing w:after="0"/>
+              <w:jc w:val="center"/>
+            </w:pPr>
+            <w:sdt>
+              <w:sdtPr>
+                <w:rPr>
+                  <w:rFonts w:eastAsia="MS Gothic" w:hint="eastAsia"/>
+                  <w:color w:val="425563"/>
+                </w:rPr>
+                <w:id w:val="7112"/>
+                <w14:checkbox>
+                  <w14:checked w14:val="0"/>
+                  <w14:checkedState w14:val="2612" w14:font="MS Gothic"/>
+                  <w14:uncheckedState w14:val="2610" w14:font="MS Gothic"/>
+                </w14:checkbox>
+              </w:sdtPr>
+              <w:sdtContent>
+                <w:r>
+                  <w:rPr>
+                    <w:rFonts w:ascii="MS Gothic" w:eastAsia="MS Gothic" w:hAnsi="MS Gothic" w:hint="eastAsia"/>
+                    <w:color w:val="425563"/>
+                  </w:rPr>
+                  <w:t>☐</w:t>
+                </w:r>
+              </w:sdtContent>
+            </w:sdt>
+          </w:p>
+        </w:tc>
+      </w:tr>
+      <w:tr>
+        <w:trPr>
+          <w:cantSplit/>
+        </w:trPr>
+        <w:tc>
+          <w:tcPr>
+            <w:tcW w:w="9746" w:type="dxa"/>
+            <w:gridSpan w:val="4"/>
+            <w:shd w:val="clear" w:color="auto" w:fill="E8EDEE"/>
+            <w:tcMar>
+              <w:top w:w="50" w:type="dxa"/>
+              <w:left w:w="110" w:type="dxa"/>
+              <w:bottom w:w="50" w:type="dxa"/>
+              <w:right w:w="110" w:type="dxa"/>
+            </w:tcMar>
+          </w:tcPr>
+          <w:p>
+            <w:pPr>
+              <w:spacing w:after="0"/>
+            </w:pPr>
+            <w:r>
+              <w:rPr>
+                <w:b/>
+                <w:bCs/>
+                <w:color w:val="003087"/>
+                <w:sz w:val="18"/>
+                <w:szCs w:val="18"/>
+              </w:rPr>
+              <w:t>Validation &amp; Evaluation</w:t>
+            </w:r>
+          </w:p>
+        </w:tc>
+      </w:tr>
+      <w:tr>
+        <w:trPr>
+          <w:cantSplit/>
+          <w:trHeight w:val="700"/>
+        </w:trPr>
+        <w:tc>
+          <w:tcPr>
+            <w:tcW w:w="2880" w:type="dxa"/>
+            <w:tcMar>
+              <w:top w:w="50" w:type="dxa"/>
+              <w:left w:w="110" w:type="dxa"/>
+              <w:bottom w:w="50" w:type="dxa"/>
+              <w:right w:w="110" w:type="dxa"/>
+            </w:tcMar>
+          </w:tcPr>
+          <w:p>
+            <w:pPr>
+              <w:spacing w:after="0" w:line="280" w:lineRule="auto"/>
+            </w:pPr>
+            <w:r>
+              <w:rPr>
+                <w:color w:val="425563"/>
+                <w:sz w:val="18"/>
+                <w:szCs w:val="18"/>
+              </w:rPr>
+              <w:t xml:space="preserve">Critically appraise the published literature relating to AI algorithms, using established evidence standards where appropriate (e.g. NICE evidence standards framework)</w:t>
+            </w:r>
+          </w:p>
+        </w:tc>
+        <w:tc>
+          <w:tcPr>
+            <w:tcW w:w="2880" w:type="dxa"/>
+            <w:tcMar>
+              <w:top w:w="50" w:type="dxa"/>
+              <w:left w:w="110" w:type="dxa"/>
+              <w:bottom w:w="50" w:type="dxa"/>
+              <w:right w:w="110" w:type="dxa"/>
+            </w:tcMar>
+          </w:tcPr>
+          <w:p>
+            <w:pPr>
+              <w:spacing w:after="0" w:line="280" w:lineRule="auto"/>
+            </w:pPr>
+          </w:p>
+        </w:tc>
+        <w:tc>
+          <w:tcPr>
+            <w:tcW w:w="2886" w:type="dxa"/>
+            <w:tcMar>
+              <w:top w:w="50" w:type="dxa"/>
+              <w:left w:w="110" w:type="dxa"/>
+              <w:bottom w:w="50" w:type="dxa"/>
+              <w:right w:w="110" w:type="dxa"/>
+            </w:tcMar>
+          </w:tcPr>
+          <w:p>
+            <w:pPr>
+              <w:spacing w:after="0" w:line="280" w:lineRule="auto"/>
+            </w:pPr>
+          </w:p>
+        </w:tc>
+        <w:tc>
+          <w:tcPr>
+            <w:tcW w:w="1100" w:type="dxa"/>
+            <w:tcMar>
+              <w:top w:w="50" w:type="dxa"/>
+              <w:left w:w="110" w:type="dxa"/>
+              <w:bottom w:w="50" w:type="dxa"/>
+              <w:right w:w="110" w:type="dxa"/>
+            </w:tcMar>
+            <w:vAlign w:val="center"/>
+          </w:tcPr>
+          <w:p>
+            <w:pPr>
+              <w:spacing w:after="0"/>
+              <w:jc w:val="center"/>
+            </w:pPr>
+            <w:sdt>
+              <w:sdtPr>
+                <w:rPr>
+                  <w:rFonts w:eastAsia="MS Gothic" w:hint="eastAsia"/>
+                  <w:color w:val="425563"/>
+                </w:rPr>
+                <w:id w:val="7113"/>
+                <w14:checkbox>
+                  <w14:checked w14:val="0"/>
+                  <w14:checkedState w14:val="2612" w14:font="MS Gothic"/>
+                  <w14:uncheckedState w14:val="2610" w14:font="MS Gothic"/>
+                </w14:checkbox>
+              </w:sdtPr>
+              <w:sdtContent>
+                <w:r>
+                  <w:rPr>
+                    <w:rFonts w:ascii="MS Gothic" w:eastAsia="MS Gothic" w:hAnsi="MS Gothic" w:hint="eastAsia"/>
+                    <w:color w:val="425563"/>
+                  </w:rPr>
+                  <w:t>☐</w:t>
+                </w:r>
+              </w:sdtContent>
+            </w:sdt>
+          </w:p>
+        </w:tc>
+      </w:tr>
+      <w:tr>
+        <w:trPr>
+          <w:cantSplit/>
+          <w:trHeight w:val="700"/>
+        </w:trPr>
+        <w:tc>
+          <w:tcPr>
+            <w:tcW w:w="2880" w:type="dxa"/>
+            <w:tcMar>
+              <w:top w:w="50" w:type="dxa"/>
+              <w:left w:w="110" w:type="dxa"/>
+              <w:bottom w:w="50" w:type="dxa"/>
+              <w:right w:w="110" w:type="dxa"/>
+            </w:tcMar>
+          </w:tcPr>
+          <w:p>
+            <w:pPr>
+              <w:spacing w:after="0" w:line="280" w:lineRule="auto"/>
+            </w:pPr>
+            <w:r>
+              <w:rPr>
+                <w:color w:val="425563"/>
+                <w:sz w:val="18"/>
+                <w:szCs w:val="18"/>
+              </w:rPr>
+              <w:t xml:space="preserve">Understand the process of local AI model validation, including prospective clinical studies (e.g. SPIRIT-AI, CONSORT-AI guidelines)</w:t>
+            </w:r>
+          </w:p>
+        </w:tc>
+        <w:tc>
+          <w:tcPr>
+            <w:tcW w:w="2880" w:type="dxa"/>
+            <w:tcMar>
+              <w:top w:w="50" w:type="dxa"/>
+              <w:left w:w="110" w:type="dxa"/>
+              <w:bottom w:w="50" w:type="dxa"/>
+              <w:right w:w="110" w:type="dxa"/>
+            </w:tcMar>
+          </w:tcPr>
+          <w:p>
+            <w:pPr>
+              <w:spacing w:after="0" w:line="280" w:lineRule="auto"/>
+            </w:pPr>
+          </w:p>
+        </w:tc>
+        <w:tc>
+          <w:tcPr>
+            <w:tcW w:w="2886" w:type="dxa"/>
+            <w:tcMar>
+              <w:top w:w="50" w:type="dxa"/>
+              <w:left w:w="110" w:type="dxa"/>
+              <w:bottom w:w="50" w:type="dxa"/>
+              <w:right w:w="110" w:type="dxa"/>
+            </w:tcMar>
+          </w:tcPr>
+          <w:p>
+            <w:pPr>
+              <w:spacing w:after="0" w:line="280" w:lineRule="auto"/>
+            </w:pPr>
+          </w:p>
+        </w:tc>
+        <w:tc>
+          <w:tcPr>
+            <w:tcW w:w="1100" w:type="dxa"/>
+            <w:tcMar>
+              <w:top w:w="50" w:type="dxa"/>
+              <w:left w:w="110" w:type="dxa"/>
+              <w:bottom w:w="50" w:type="dxa"/>
+              <w:right w:w="110" w:type="dxa"/>
+            </w:tcMar>
+            <w:vAlign w:val="center"/>
+          </w:tcPr>
+          <w:p>
+            <w:pPr>
+              <w:spacing w:after="0"/>
+              <w:jc w:val="center"/>
+            </w:pPr>
+            <w:sdt>
+              <w:sdtPr>
+                <w:rPr>
+                  <w:rFonts w:eastAsia="MS Gothic" w:hint="eastAsia"/>
+                  <w:color w:val="425563"/>
+                </w:rPr>
+                <w:id w:val="7114"/>
+                <w14:checkbox>
+                  <w14:checked w14:val="0"/>
+                  <w14:checkedState w14:val="2612" w14:font="MS Gothic"/>
+                  <w14:uncheckedState w14:val="2610" w14:font="MS Gothic"/>
+                </w14:checkbox>
+              </w:sdtPr>
+              <w:sdtContent>
+                <w:r>
+                  <w:rPr>
+                    <w:rFonts w:ascii="MS Gothic" w:eastAsia="MS Gothic" w:hAnsi="MS Gothic" w:hint="eastAsia"/>
+                    <w:color w:val="425563"/>
+                  </w:rPr>
+                  <w:t>☐</w:t>
+                </w:r>
+              </w:sdtContent>
+            </w:sdt>
+          </w:p>
+        </w:tc>
+      </w:tr>
+      <w:tr>
+        <w:trPr>
+          <w:cantSplit/>
+          <w:trHeight w:val="700"/>
+        </w:trPr>
+        <w:tc>
+          <w:tcPr>
+            <w:tcW w:w="2880" w:type="dxa"/>
+            <w:tcMar>
+              <w:top w:w="50" w:type="dxa"/>
+              <w:left w:w="110" w:type="dxa"/>
+              <w:bottom w:w="50" w:type="dxa"/>
+              <w:right w:w="110" w:type="dxa"/>
+            </w:tcMar>
+          </w:tcPr>
+          <w:p>
+            <w:pPr>
+              <w:spacing w:after="0" w:line="280" w:lineRule="auto"/>
+            </w:pPr>
+            <w:r>
+              <w:rPr>
+                <w:color w:val="425563"/>
+                <w:sz w:val="18"/>
+                <w:szCs w:val="18"/>
+              </w:rPr>
+              <w:t xml:space="preserve">Establish and manage post-deployment monitoring, evaluation, and iteration of AI technology, including processes for detecting, reporting, and managing adverse effects or serious incidents related to AI</w:t>
+            </w:r>
+          </w:p>
+        </w:tc>
+        <w:tc>
+          <w:tcPr>
+            <w:tcW w:w="2880" w:type="dxa"/>
+            <w:tcMar>
+              <w:top w:w="50" w:type="dxa"/>
+              <w:left w:w="110" w:type="dxa"/>
+              <w:bottom w:w="50" w:type="dxa"/>
+              <w:right w:w="110" w:type="dxa"/>
+            </w:tcMar>
+          </w:tcPr>
+          <w:p>
+            <w:pPr>
+              <w:spacing w:after="0" w:line="280" w:lineRule="auto"/>
+            </w:pPr>
+          </w:p>
+        </w:tc>
+        <w:tc>
+          <w:tcPr>
+            <w:tcW w:w="2886" w:type="dxa"/>
+            <w:tcMar>
+              <w:top w:w="50" w:type="dxa"/>
+              <w:left w:w="110" w:type="dxa"/>
+              <w:bottom w:w="50" w:type="dxa"/>
+              <w:right w:w="110" w:type="dxa"/>
+            </w:tcMar>
+          </w:tcPr>
+          <w:p>
+            <w:pPr>
+              <w:spacing w:after="0" w:line="280" w:lineRule="auto"/>
+            </w:pPr>
+          </w:p>
+        </w:tc>
+        <w:tc>
+          <w:tcPr>
+            <w:tcW w:w="1100" w:type="dxa"/>
+            <w:tcMar>
+              <w:top w:w="50" w:type="dxa"/>
+              <w:left w:w="110" w:type="dxa"/>
+              <w:bottom w:w="50" w:type="dxa"/>
+              <w:right w:w="110" w:type="dxa"/>
+            </w:tcMar>
+            <w:vAlign w:val="center"/>
+          </w:tcPr>
+          <w:p>
+            <w:pPr>
+              <w:spacing w:after="0"/>
+              <w:jc w:val="center"/>
+            </w:pPr>
+            <w:sdt>
+              <w:sdtPr>
+                <w:rPr>
+                  <w:rFonts w:eastAsia="MS Gothic" w:hint="eastAsia"/>
+                  <w:color w:val="425563"/>
+                </w:rPr>
+                <w:id w:val="7115"/>
+                <w14:checkbox>
+                  <w14:checked w14:val="0"/>
+                  <w14:checkedState w14:val="2612" w14:font="MS Gothic"/>
+                  <w14:uncheckedState w14:val="2610" w14:font="MS Gothic"/>
+                </w14:checkbox>
+              </w:sdtPr>
+              <w:sdtContent>
+                <w:r>
+                  <w:rPr>
+                    <w:rFonts w:ascii="MS Gothic" w:eastAsia="MS Gothic" w:hAnsi="MS Gothic" w:hint="eastAsia"/>
+                    <w:color w:val="425563"/>
+                  </w:rPr>
+                  <w:t>☐</w:t>
+                </w:r>
+              </w:sdtContent>
+            </w:sdt>
+          </w:p>
+        </w:tc>
+      </w:tr>
+      <w:tr>
+        <w:trPr>
+          <w:cantSplit/>
+          <w:trHeight w:val="700"/>
+        </w:trPr>
+        <w:tc>
+          <w:tcPr>
+            <w:tcW w:w="2880" w:type="dxa"/>
+            <w:tcMar>
+              <w:top w:w="50" w:type="dxa"/>
+              <w:left w:w="110" w:type="dxa"/>
+              <w:bottom w:w="50" w:type="dxa"/>
+              <w:right w:w="110" w:type="dxa"/>
+            </w:tcMar>
+          </w:tcPr>
+          <w:p>
+            <w:pPr>
+              <w:spacing w:after="0" w:line="280" w:lineRule="auto"/>
+            </w:pPr>
+            <w:r>
+              <w:rPr>
+                <w:color w:val="425563"/>
+                <w:sz w:val="18"/>
+                <w:szCs w:val="18"/>
+              </w:rPr>
+              <w:t xml:space="preserve">Understand, measure, and mitigate potential sources of error and bias in AI algorithms, including circumstances leading to inequitable distributions of patient outcomes (e.g. medical algorithmic audit methodology)</w:t>
+            </w:r>
+          </w:p>
+        </w:tc>
+        <w:tc>
+          <w:tcPr>
+            <w:tcW w:w="2880" w:type="dxa"/>
+            <w:tcMar>
+              <w:top w:w="50" w:type="dxa"/>
+              <w:left w:w="110" w:type="dxa"/>
+              <w:bottom w:w="50" w:type="dxa"/>
+              <w:right w:w="110" w:type="dxa"/>
+            </w:tcMar>
+          </w:tcPr>
+          <w:p>
+            <w:pPr>
+              <w:spacing w:after="0" w:line="280" w:lineRule="auto"/>
+            </w:pPr>
+          </w:p>
+        </w:tc>
+        <w:tc>
+          <w:tcPr>
+            <w:tcW w:w="2886" w:type="dxa"/>
+            <w:tcMar>
+              <w:top w:w="50" w:type="dxa"/>
+              <w:left w:w="110" w:type="dxa"/>
+              <w:bottom w:w="50" w:type="dxa"/>
+              <w:right w:w="110" w:type="dxa"/>
+            </w:tcMar>
+          </w:tcPr>
+          <w:p>
+            <w:pPr>
+              <w:spacing w:after="0" w:line="280" w:lineRule="auto"/>
+            </w:pPr>
+          </w:p>
+        </w:tc>
+        <w:tc>
+          <w:tcPr>
+            <w:tcW w:w="1100" w:type="dxa"/>
+            <w:tcMar>
+              <w:top w:w="50" w:type="dxa"/>
+              <w:left w:w="110" w:type="dxa"/>
+              <w:bottom w:w="50" w:type="dxa"/>
+              <w:right w:w="110" w:type="dxa"/>
+            </w:tcMar>
+            <w:vAlign w:val="center"/>
+          </w:tcPr>
+          <w:p>
+            <w:pPr>
+              <w:spacing w:after="0"/>
+              <w:jc w:val="center"/>
+            </w:pPr>
+            <w:sdt>
+              <w:sdtPr>
+                <w:rPr>
+                  <w:rFonts w:eastAsia="MS Gothic" w:hint="eastAsia"/>
+                  <w:color w:val="425563"/>
+                </w:rPr>
+                <w:id w:val="7116"/>
+                <w14:checkbox>
+                  <w14:checked w14:val="0"/>
+                  <w14:checkedState w14:val="2612" w14:font="MS Gothic"/>
+                  <w14:uncheckedState w14:val="2610" w14:font="MS Gothic"/>
+                </w14:checkbox>
+              </w:sdtPr>
+              <w:sdtContent>
+                <w:r>
+                  <w:rPr>
+                    <w:rFonts w:ascii="MS Gothic" w:eastAsia="MS Gothic" w:hAnsi="MS Gothic" w:hint="eastAsia"/>
+                    <w:color w:val="425563"/>
+                  </w:rPr>
+                  <w:t>☐</w:t>
+                </w:r>
+              </w:sdtContent>
+            </w:sdt>
+          </w:p>
+        </w:tc>
+      </w:tr>
+      <w:tr>
+        <w:trPr>
+          <w:cantSplit/>
+        </w:trPr>
+        <w:tc>
+          <w:tcPr>
+            <w:tcW w:w="9746" w:type="dxa"/>
+            <w:gridSpan w:val="4"/>
+            <w:shd w:val="clear" w:color="auto" w:fill="E8EDEE"/>
+            <w:tcMar>
+              <w:top w:w="50" w:type="dxa"/>
+              <w:left w:w="110" w:type="dxa"/>
+              <w:bottom w:w="50" w:type="dxa"/>
+              <w:right w:w="110" w:type="dxa"/>
+            </w:tcMar>
+          </w:tcPr>
+          <w:p>
+            <w:pPr>
+              <w:spacing w:after="0"/>
+            </w:pPr>
+            <w:r>
+              <w:rPr>
+                <w:b/>
+                <w:bCs/>
+                <w:color w:val="003087"/>
+                <w:sz w:val="18"/>
+                <w:szCs w:val="18"/>
+              </w:rPr>
+              <w:t>Integration &amp; Systems impact</w:t>
+            </w:r>
+          </w:p>
+        </w:tc>
+      </w:tr>
+      <w:tr>
+        <w:trPr>
+          <w:cantSplit/>
+          <w:trHeight w:val="700"/>
+        </w:trPr>
+        <w:tc>
+          <w:tcPr>
+            <w:tcW w:w="2880" w:type="dxa"/>
+            <w:tcMar>
+              <w:top w:w="50" w:type="dxa"/>
+              <w:left w:w="110" w:type="dxa"/>
+              <w:bottom w:w="50" w:type="dxa"/>
+              <w:right w:w="110" w:type="dxa"/>
+            </w:tcMar>
+          </w:tcPr>
+          <w:p>
+            <w:pPr>
+              <w:spacing w:after="0" w:line="280" w:lineRule="auto"/>
+            </w:pPr>
+            <w:r>
+              <w:rPr>
+                <w:color w:val="425563"/>
+                <w:sz w:val="18"/>
+                <w:szCs w:val="18"/>
+              </w:rPr>
+              <w:t xml:space="preserve">Integrate AI technology with existing healthcare IT systems</w:t>
+            </w:r>
+          </w:p>
+        </w:tc>
+        <w:tc>
+          <w:tcPr>
+            <w:tcW w:w="2880" w:type="dxa"/>
+            <w:tcMar>
+              <w:top w:w="50" w:type="dxa"/>
+              <w:left w:w="110" w:type="dxa"/>
+              <w:bottom w:w="50" w:type="dxa"/>
+              <w:right w:w="110" w:type="dxa"/>
+            </w:tcMar>
+          </w:tcPr>
+          <w:p>
+            <w:pPr>
+              <w:spacing w:after="0" w:line="280" w:lineRule="auto"/>
+            </w:pPr>
+          </w:p>
+        </w:tc>
+        <w:tc>
+          <w:tcPr>
+            <w:tcW w:w="2886" w:type="dxa"/>
+            <w:tcMar>
+              <w:top w:w="50" w:type="dxa"/>
+              <w:left w:w="110" w:type="dxa"/>
+              <w:bottom w:w="50" w:type="dxa"/>
+              <w:right w:w="110" w:type="dxa"/>
+            </w:tcMar>
+          </w:tcPr>
+          <w:p>
+            <w:pPr>
+              <w:spacing w:after="0" w:line="280" w:lineRule="auto"/>
+            </w:pPr>
+          </w:p>
+        </w:tc>
+        <w:tc>
+          <w:tcPr>
+            <w:tcW w:w="1100" w:type="dxa"/>
+            <w:tcMar>
+              <w:top w:w="50" w:type="dxa"/>
+              <w:left w:w="110" w:type="dxa"/>
+              <w:bottom w:w="50" w:type="dxa"/>
+              <w:right w:w="110" w:type="dxa"/>
+            </w:tcMar>
+            <w:vAlign w:val="center"/>
+          </w:tcPr>
+          <w:p>
+            <w:pPr>
+              <w:spacing w:after="0"/>
+              <w:jc w:val="center"/>
+            </w:pPr>
+            <w:sdt>
+              <w:sdtPr>
+                <w:rPr>
+                  <w:rFonts w:eastAsia="MS Gothic" w:hint="eastAsia"/>
+                  <w:color w:val="425563"/>
+                </w:rPr>
+                <w:id w:val="7117"/>
+                <w14:checkbox>
+                  <w14:checked w14:val="0"/>
+                  <w14:checkedState w14:val="2612" w14:font="MS Gothic"/>
+                  <w14:uncheckedState w14:val="2610" w14:font="MS Gothic"/>
+                </w14:checkbox>
+              </w:sdtPr>
+              <w:sdtContent>
+                <w:r>
+                  <w:rPr>
+                    <w:rFonts w:ascii="MS Gothic" w:eastAsia="MS Gothic" w:hAnsi="MS Gothic" w:hint="eastAsia"/>
+                    <w:color w:val="425563"/>
+                  </w:rPr>
+                  <w:t>☐</w:t>
+                </w:r>
+              </w:sdtContent>
+            </w:sdt>
+          </w:p>
+        </w:tc>
+      </w:tr>
+      <w:tr>
+        <w:trPr>
+          <w:cantSplit/>
+          <w:trHeight w:val="700"/>
+        </w:trPr>
+        <w:tc>
+          <w:tcPr>
+            <w:tcW w:w="2880" w:type="dxa"/>
+            <w:tcMar>
+              <w:top w:w="50" w:type="dxa"/>
+              <w:left w:w="110" w:type="dxa"/>
+              <w:bottom w:w="50" w:type="dxa"/>
+              <w:right w:w="110" w:type="dxa"/>
+            </w:tcMar>
+          </w:tcPr>
+          <w:p>
+            <w:pPr>
+              <w:spacing w:after="0" w:line="280" w:lineRule="auto"/>
+            </w:pPr>
+            <w:r>
+              <w:rPr>
+                <w:color w:val="425563"/>
+                <w:sz w:val="18"/>
+                <w:szCs w:val="18"/>
+              </w:rPr>
+              <w:t xml:space="preserve">Design and re-design clinical workflows to integrate AI technology, applying principles such as interoperability and user-centred design</w:t>
+            </w:r>
+          </w:p>
+        </w:tc>
+        <w:tc>
+          <w:tcPr>
+            <w:tcW w:w="2880" w:type="dxa"/>
+            <w:tcMar>
+              <w:top w:w="50" w:type="dxa"/>
+              <w:left w:w="110" w:type="dxa"/>
+              <w:bottom w:w="50" w:type="dxa"/>
+              <w:right w:w="110" w:type="dxa"/>
+            </w:tcMar>
+          </w:tcPr>
+          <w:p>
+            <w:pPr>
+              <w:spacing w:after="0" w:line="280" w:lineRule="auto"/>
+            </w:pPr>
+          </w:p>
+        </w:tc>
+        <w:tc>
+          <w:tcPr>
+            <w:tcW w:w="2886" w:type="dxa"/>
+            <w:tcMar>
+              <w:top w:w="50" w:type="dxa"/>
+              <w:left w:w="110" w:type="dxa"/>
+              <w:bottom w:w="50" w:type="dxa"/>
+              <w:right w:w="110" w:type="dxa"/>
+            </w:tcMar>
+          </w:tcPr>
+          <w:p>
+            <w:pPr>
+              <w:spacing w:after="0" w:line="280" w:lineRule="auto"/>
+            </w:pPr>
+          </w:p>
+        </w:tc>
+        <w:tc>
+          <w:tcPr>
+            <w:tcW w:w="1100" w:type="dxa"/>
+            <w:tcMar>
+              <w:top w:w="50" w:type="dxa"/>
+              <w:left w:w="110" w:type="dxa"/>
+              <w:bottom w:w="50" w:type="dxa"/>
+              <w:right w:w="110" w:type="dxa"/>
+            </w:tcMar>
+            <w:vAlign w:val="center"/>
+          </w:tcPr>
+          <w:p>
+            <w:pPr>
+              <w:spacing w:after="0"/>
+              <w:jc w:val="center"/>
+            </w:pPr>
+            <w:sdt>
+              <w:sdtPr>
+                <w:rPr>
+                  <w:rFonts w:eastAsia="MS Gothic" w:hint="eastAsia"/>
+                  <w:color w:val="425563"/>
+                </w:rPr>
+                <w:id w:val="7118"/>
+                <w14:checkbox>
+                  <w14:checked w14:val="0"/>
+                  <w14:checkedState w14:val="2612" w14:font="MS Gothic"/>
+                  <w14:uncheckedState w14:val="2610" w14:font="MS Gothic"/>
+                </w14:checkbox>
+              </w:sdtPr>
+              <w:sdtContent>
+                <w:r>
+                  <w:rPr>
+                    <w:rFonts w:ascii="MS Gothic" w:eastAsia="MS Gothic" w:hAnsi="MS Gothic" w:hint="eastAsia"/>
+                    <w:color w:val="425563"/>
+                  </w:rPr>
+                  <w:t>☐</w:t>
+                </w:r>
+              </w:sdtContent>
+            </w:sdt>
+          </w:p>
+        </w:tc>
+      </w:tr>
+      <w:tr>
+        <w:trPr>
+          <w:cantSplit/>
+          <w:trHeight w:val="700"/>
+        </w:trPr>
+        <w:tc>
+          <w:tcPr>
+            <w:tcW w:w="2880" w:type="dxa"/>
+            <w:tcMar>
+              <w:top w:w="50" w:type="dxa"/>
+              <w:left w:w="110" w:type="dxa"/>
+              <w:bottom w:w="50" w:type="dxa"/>
+              <w:right w:w="110" w:type="dxa"/>
+            </w:tcMar>
+          </w:tcPr>
+          <w:p>
+            <w:pPr>
+              <w:spacing w:after="0" w:line="280" w:lineRule="auto"/>
+            </w:pPr>
+            <w:r>
+              <w:rPr>
+                <w:color w:val="425563"/>
+                <w:sz w:val="18"/>
+                <w:szCs w:val="18"/>
+              </w:rPr>
+              <w:t xml:space="preserve">Evaluate the impact of AI technology in health economic measures, service efficiency, patient outcomes, workforce, and environment</w:t>
+            </w:r>
+          </w:p>
+        </w:tc>
+        <w:tc>
+          <w:tcPr>
+            <w:tcW w:w="2880" w:type="dxa"/>
+            <w:tcMar>
+              <w:top w:w="50" w:type="dxa"/>
+              <w:left w:w="110" w:type="dxa"/>
+              <w:bottom w:w="50" w:type="dxa"/>
+              <w:right w:w="110" w:type="dxa"/>
+            </w:tcMar>
+          </w:tcPr>
+          <w:p>
+            <w:pPr>
+              <w:spacing w:after="0" w:line="280" w:lineRule="auto"/>
+            </w:pPr>
+          </w:p>
+        </w:tc>
+        <w:tc>
+          <w:tcPr>
+            <w:tcW w:w="2886" w:type="dxa"/>
+            <w:tcMar>
+              <w:top w:w="50" w:type="dxa"/>
+              <w:left w:w="110" w:type="dxa"/>
+              <w:bottom w:w="50" w:type="dxa"/>
+              <w:right w:w="110" w:type="dxa"/>
+            </w:tcMar>
+          </w:tcPr>
+          <w:p>
+            <w:pPr>
+              <w:spacing w:after="0" w:line="280" w:lineRule="auto"/>
+            </w:pPr>
+          </w:p>
+        </w:tc>
+        <w:tc>
+          <w:tcPr>
+            <w:tcW w:w="1100" w:type="dxa"/>
+            <w:tcMar>
+              <w:top w:w="50" w:type="dxa"/>
+              <w:left w:w="110" w:type="dxa"/>
+              <w:bottom w:w="50" w:type="dxa"/>
+              <w:right w:w="110" w:type="dxa"/>
+            </w:tcMar>
+            <w:vAlign w:val="center"/>
+          </w:tcPr>
+          <w:p>
+            <w:pPr>
+              <w:spacing w:after="0"/>
+              <w:jc w:val="center"/>
+            </w:pPr>
+            <w:sdt>
+              <w:sdtPr>
+                <w:rPr>
+                  <w:rFonts w:eastAsia="MS Gothic" w:hint="eastAsia"/>
+                  <w:color w:val="425563"/>
+                </w:rPr>
+                <w:id w:val="7119"/>
+                <w14:checkbox>
+                  <w14:checked w14:val="0"/>
+                  <w14:checkedState w14:val="2612" w14:font="MS Gothic"/>
+                  <w14:uncheckedState w14:val="2610" w14:font="MS Gothic"/>
+                </w14:checkbox>
+              </w:sdtPr>
+              <w:sdtContent>
+                <w:r>
+                  <w:rPr>
+                    <w:rFonts w:ascii="MS Gothic" w:eastAsia="MS Gothic" w:hAnsi="MS Gothic" w:hint="eastAsia"/>
+                    <w:color w:val="425563"/>
+                  </w:rPr>
+                  <w:t>☐</w:t>
+                </w:r>
+              </w:sdtContent>
+            </w:sdt>
+          </w:p>
+        </w:tc>
+      </w:tr>
+      <w:tr>
+        <w:trPr>
+          <w:cantSplit/>
+          <w:trHeight w:val="700"/>
+        </w:trPr>
+        <w:tc>
+          <w:tcPr>
+            <w:tcW w:w="2880" w:type="dxa"/>
+            <w:tcMar>
+              <w:top w:w="50" w:type="dxa"/>
+              <w:left w:w="110" w:type="dxa"/>
+              <w:bottom w:w="50" w:type="dxa"/>
+              <w:right w:w="110" w:type="dxa"/>
+            </w:tcMar>
+          </w:tcPr>
+          <w:p>
+            <w:pPr>
+              <w:spacing w:after="0" w:line="280" w:lineRule="auto"/>
+            </w:pPr>
+            <w:r>
+              <w:rPr>
+                <w:color w:val="425563"/>
+                <w:sz w:val="18"/>
+                <w:szCs w:val="18"/>
+              </w:rPr>
+              <w:t xml:space="preserve">Understand how user interactions with AI technology may be affected by human cognitive biases (e.g. automation bias, aversion bias, confirmation bias, rejection bias, and alert fatigue)</w:t>
+            </w:r>
+          </w:p>
+        </w:tc>
+        <w:tc>
+          <w:tcPr>
+            <w:tcW w:w="2880" w:type="dxa"/>
+            <w:tcMar>
+              <w:top w:w="50" w:type="dxa"/>
+              <w:left w:w="110" w:type="dxa"/>
+              <w:bottom w:w="50" w:type="dxa"/>
+              <w:right w:w="110" w:type="dxa"/>
+            </w:tcMar>
+          </w:tcPr>
+          <w:p>
+            <w:pPr>
+              <w:spacing w:after="0" w:line="280" w:lineRule="auto"/>
+            </w:pPr>
+          </w:p>
+        </w:tc>
+        <w:tc>
+          <w:tcPr>
+            <w:tcW w:w="2886" w:type="dxa"/>
+            <w:tcMar>
+              <w:top w:w="50" w:type="dxa"/>
+              <w:left w:w="110" w:type="dxa"/>
+              <w:bottom w:w="50" w:type="dxa"/>
+              <w:right w:w="110" w:type="dxa"/>
+            </w:tcMar>
+          </w:tcPr>
+          <w:p>
+            <w:pPr>
+              <w:spacing w:after="0" w:line="280" w:lineRule="auto"/>
+            </w:pPr>
+          </w:p>
+        </w:tc>
+        <w:tc>
+          <w:tcPr>
+            <w:tcW w:w="1100" w:type="dxa"/>
+            <w:tcMar>
+              <w:top w:w="50" w:type="dxa"/>
+              <w:left w:w="110" w:type="dxa"/>
+              <w:bottom w:w="50" w:type="dxa"/>
+              <w:right w:w="110" w:type="dxa"/>
+            </w:tcMar>
+            <w:vAlign w:val="center"/>
+          </w:tcPr>
+          <w:p>
+            <w:pPr>
+              <w:spacing w:after="0"/>
+              <w:jc w:val="center"/>
+            </w:pPr>
+            <w:sdt>
+              <w:sdtPr>
+                <w:rPr>
+                  <w:rFonts w:eastAsia="MS Gothic" w:hint="eastAsia"/>
+                  <w:color w:val="425563"/>
+                </w:rPr>
+                <w:id w:val="7120"/>
+                <w14:checkbox>
+                  <w14:checked w14:val="0"/>
+                  <w14:checkedState w14:val="2612" w14:font="MS Gothic"/>
+                  <w14:uncheckedState w14:val="2610" w14:font="MS Gothic"/>
+                </w14:checkbox>
+              </w:sdtPr>
+              <w:sdtContent>
+                <w:r>
+                  <w:rPr>
+                    <w:rFonts w:ascii="MS Gothic" w:eastAsia="MS Gothic" w:hAnsi="MS Gothic" w:hint="eastAsia"/>
+                    <w:color w:val="425563"/>
+                  </w:rPr>
+                  <w:t>☐</w:t>
+                </w:r>
+              </w:sdtContent>
+            </w:sdt>
+          </w:p>
+        </w:tc>
+      </w:tr>
+      <w:tr>
+        <w:trPr>
+          <w:cantSplit/>
+          <w:trHeight w:val="700"/>
+        </w:trPr>
+        <w:tc>
+          <w:tcPr>
+            <w:tcW w:w="2880" w:type="dxa"/>
+            <w:tcMar>
+              <w:top w:w="50" w:type="dxa"/>
+              <w:left w:w="110" w:type="dxa"/>
+              <w:bottom w:w="50" w:type="dxa"/>
+              <w:right w:w="110" w:type="dxa"/>
+            </w:tcMar>
+          </w:tcPr>
+          <w:p>
+            <w:pPr>
+              <w:spacing w:after="0" w:line="280" w:lineRule="auto"/>
+            </w:pPr>
+            <w:r>
+              <w:rPr>
+                <w:color w:val="425563"/>
+                <w:sz w:val="18"/>
+                <w:szCs w:val="18"/>
+              </w:rPr>
+              <w:t xml:space="preserve">Understand AI failure modes and how these differ from human errors in clinical reasoning and decision making (e.g. outlier detection, adversarial attacks), and how to respond in such circumstances</w:t>
+            </w:r>
+          </w:p>
+        </w:tc>
+        <w:tc>
+          <w:tcPr>
+            <w:tcW w:w="2880" w:type="dxa"/>
+            <w:tcMar>
+              <w:top w:w="50" w:type="dxa"/>
+              <w:left w:w="110" w:type="dxa"/>
+              <w:bottom w:w="50" w:type="dxa"/>
+              <w:right w:w="110" w:type="dxa"/>
+            </w:tcMar>
+          </w:tcPr>
+          <w:p>
+            <w:pPr>
+              <w:spacing w:after="0" w:line="280" w:lineRule="auto"/>
+            </w:pPr>
+          </w:p>
+        </w:tc>
+        <w:tc>
+          <w:tcPr>
+            <w:tcW w:w="2886" w:type="dxa"/>
+            <w:tcMar>
+              <w:top w:w="50" w:type="dxa"/>
+              <w:left w:w="110" w:type="dxa"/>
+              <w:bottom w:w="50" w:type="dxa"/>
+              <w:right w:w="110" w:type="dxa"/>
+            </w:tcMar>
+          </w:tcPr>
+          <w:p>
+            <w:pPr>
+              <w:spacing w:after="0" w:line="280" w:lineRule="auto"/>
+            </w:pPr>
+          </w:p>
+        </w:tc>
+        <w:tc>
+          <w:tcPr>
+            <w:tcW w:w="1100" w:type="dxa"/>
+            <w:tcMar>
+              <w:top w:w="50" w:type="dxa"/>
+              <w:left w:w="110" w:type="dxa"/>
+              <w:bottom w:w="50" w:type="dxa"/>
+              <w:right w:w="110" w:type="dxa"/>
+            </w:tcMar>
+            <w:vAlign w:val="center"/>
+          </w:tcPr>
+          <w:p>
+            <w:pPr>
+              <w:spacing w:after="0"/>
+              <w:jc w:val="center"/>
+            </w:pPr>
+            <w:sdt>
+              <w:sdtPr>
+                <w:rPr>
+                  <w:rFonts w:eastAsia="MS Gothic" w:hint="eastAsia"/>
+                  <w:color w:val="425563"/>
+                </w:rPr>
+                <w:id w:val="7121"/>
+                <w14:checkbox>
+                  <w14:checked w14:val="0"/>
+                  <w14:checkedState w14:val="2612" w14:font="MS Gothic"/>
+                  <w14:uncheckedState w14:val="2610" w14:font="MS Gothic"/>
+                </w14:checkbox>
+              </w:sdtPr>
+              <w:sdtContent>
+                <w:r>
+                  <w:rPr>
+                    <w:rFonts w:ascii="MS Gothic" w:eastAsia="MS Gothic" w:hAnsi="MS Gothic" w:hint="eastAsia"/>
+                    <w:color w:val="425563"/>
+                  </w:rPr>
+                  <w:t>☐</w:t>
+                </w:r>
+              </w:sdtContent>
+            </w:sdt>
+          </w:p>
+        </w:tc>
+      </w:tr>
+      <w:tr>
+        <w:trPr>
+          <w:cantSplit/>
+          <w:trHeight w:val="700"/>
+        </w:trPr>
+        <w:tc>
+          <w:tcPr>
+            <w:tcW w:w="2880" w:type="dxa"/>
+            <w:tcMar>
+              <w:top w:w="50" w:type="dxa"/>
+              <w:left w:w="110" w:type="dxa"/>
+              <w:bottom w:w="50" w:type="dxa"/>
+              <w:right w:w="110" w:type="dxa"/>
+            </w:tcMar>
+          </w:tcPr>
+          <w:p>
+            <w:pPr>
+              <w:spacing w:after="0" w:line="280" w:lineRule="auto"/>
+            </w:pPr>
+            <w:r>
+              <w:rPr>
+                <w:color w:val="425563"/>
+                <w:sz w:val="18"/>
+                <w:szCs w:val="18"/>
+              </w:rPr>
+              <w:t xml:space="preserve">Understand the principles and limitations of AI explainability</w:t>
+            </w:r>
+          </w:p>
+        </w:tc>
+        <w:tc>
+          <w:tcPr>
+            <w:tcW w:w="2880" w:type="dxa"/>
+            <w:tcMar>
+              <w:top w:w="50" w:type="dxa"/>
+              <w:left w:w="110" w:type="dxa"/>
+              <w:bottom w:w="50" w:type="dxa"/>
+              <w:right w:w="110" w:type="dxa"/>
+            </w:tcMar>
+          </w:tcPr>
+          <w:p>
+            <w:pPr>
+              <w:spacing w:after="0" w:line="280" w:lineRule="auto"/>
+            </w:pPr>
+          </w:p>
+        </w:tc>
+        <w:tc>
+          <w:tcPr>
+            <w:tcW w:w="2886" w:type="dxa"/>
+            <w:tcMar>
+              <w:top w:w="50" w:type="dxa"/>
+              <w:left w:w="110" w:type="dxa"/>
+              <w:bottom w:w="50" w:type="dxa"/>
+              <w:right w:w="110" w:type="dxa"/>
+            </w:tcMar>
+          </w:tcPr>
+          <w:p>
+            <w:pPr>
+              <w:spacing w:after="0" w:line="280" w:lineRule="auto"/>
+            </w:pPr>
+          </w:p>
+        </w:tc>
+        <w:tc>
+          <w:tcPr>
+            <w:tcW w:w="1100" w:type="dxa"/>
+            <w:tcMar>
+              <w:top w:w="50" w:type="dxa"/>
+              <w:left w:w="110" w:type="dxa"/>
+              <w:bottom w:w="50" w:type="dxa"/>
+              <w:right w:w="110" w:type="dxa"/>
+            </w:tcMar>
+            <w:vAlign w:val="center"/>
+          </w:tcPr>
+          <w:p>
+            <w:pPr>
+              <w:spacing w:after="0"/>
+              <w:jc w:val="center"/>
+            </w:pPr>
+            <w:sdt>
+              <w:sdtPr>
+                <w:rPr>
+                  <w:rFonts w:eastAsia="MS Gothic" w:hint="eastAsia"/>
+                  <w:color w:val="425563"/>
+                </w:rPr>
+                <w:id w:val="7122"/>
+                <w14:checkbox>
+                  <w14:checked w14:val="0"/>
+                  <w14:checkedState w14:val="2612" w14:font="MS Gothic"/>
+                  <w14:uncheckedState w14:val="2610" w14:font="MS Gothic"/>
+                </w14:checkbox>
+              </w:sdtPr>
+              <w:sdtContent>
+                <w:r>
+                  <w:rPr>
+                    <w:rFonts w:ascii="MS Gothic" w:eastAsia="MS Gothic" w:hAnsi="MS Gothic" w:hint="eastAsia"/>
+                    <w:color w:val="425563"/>
+                  </w:rPr>
+                  <w:t>☐</w:t>
+                </w:r>
+              </w:sdtContent>
+            </w:sdt>
+          </w:p>
+        </w:tc>
+      </w:tr>
+      <w:tr>
+        <w:trPr>
+          <w:cantSplit/>
+          <w:trHeight w:val="700"/>
+        </w:trPr>
+        <w:tc>
+          <w:tcPr>
+            <w:tcW w:w="2880" w:type="dxa"/>
+            <w:tcMar>
+              <w:top w:w="50" w:type="dxa"/>
+              <w:left w:w="110" w:type="dxa"/>
+              <w:bottom w:w="50" w:type="dxa"/>
+              <w:right w:w="110" w:type="dxa"/>
+            </w:tcMar>
+          </w:tcPr>
+          <w:p>
+            <w:pPr>
+              <w:spacing w:after="0" w:line="280" w:lineRule="auto"/>
+            </w:pPr>
+            <w:r>
+              <w:rPr>
+                <w:color w:val="425563"/>
+                <w:sz w:val="18"/>
+                <w:szCs w:val="18"/>
+              </w:rPr>
+              <w:t xml:space="preserve">Understand the principles and guidelines for AI technology procurement in healthcare</w:t>
+            </w:r>
+          </w:p>
+        </w:tc>
+        <w:tc>
+          <w:tcPr>
+            <w:tcW w:w="2880" w:type="dxa"/>
+            <w:tcMar>
+              <w:top w:w="50" w:type="dxa"/>
+              <w:left w:w="110" w:type="dxa"/>
+              <w:bottom w:w="50" w:type="dxa"/>
+              <w:right w:w="110" w:type="dxa"/>
+            </w:tcMar>
+          </w:tcPr>
+          <w:p>
+            <w:pPr>
+              <w:spacing w:after="0" w:line="280" w:lineRule="auto"/>
+            </w:pPr>
+          </w:p>
+        </w:tc>
+        <w:tc>
+          <w:tcPr>
+            <w:tcW w:w="2886" w:type="dxa"/>
+            <w:tcMar>
+              <w:top w:w="50" w:type="dxa"/>
+              <w:left w:w="110" w:type="dxa"/>
+              <w:bottom w:w="50" w:type="dxa"/>
+              <w:right w:w="110" w:type="dxa"/>
+            </w:tcMar>
+          </w:tcPr>
+          <w:p>
+            <w:pPr>
+              <w:spacing w:after="0" w:line="280" w:lineRule="auto"/>
+            </w:pPr>
+          </w:p>
+        </w:tc>
+        <w:tc>
+          <w:tcPr>
+            <w:tcW w:w="1100" w:type="dxa"/>
+            <w:tcMar>
+              <w:top w:w="50" w:type="dxa"/>
+              <w:left w:w="110" w:type="dxa"/>
+              <w:bottom w:w="50" w:type="dxa"/>
+              <w:right w:w="110" w:type="dxa"/>
+            </w:tcMar>
+            <w:vAlign w:val="center"/>
+          </w:tcPr>
+          <w:p>
+            <w:pPr>
+              <w:spacing w:after="0"/>
+              <w:jc w:val="center"/>
+            </w:pPr>
+            <w:sdt>
+              <w:sdtPr>
+                <w:rPr>
+                  <w:rFonts w:eastAsia="MS Gothic" w:hint="eastAsia"/>
+                  <w:color w:val="425563"/>
+                </w:rPr>
+                <w:id w:val="7123"/>
+                <w14:checkbox>
+                  <w14:checked w14:val="0"/>
+                  <w14:checkedState w14:val="2612" w14:font="MS Gothic"/>
+                  <w14:uncheckedState w14:val="2610" w14:font="MS Gothic"/>
+                </w14:checkbox>
+              </w:sdtPr>
+              <w:sdtContent>
+                <w:r>
+                  <w:rPr>
+                    <w:rFonts w:ascii="MS Gothic" w:eastAsia="MS Gothic" w:hAnsi="MS Gothic" w:hint="eastAsia"/>
+                    <w:color w:val="425563"/>
+                  </w:rPr>
+                  <w:t>☐</w:t>
+                </w:r>
+              </w:sdtContent>
+            </w:sdt>
+          </w:p>
+        </w:tc>
+      </w:tr>
+      <w:tr>
+        <w:trPr>
+          <w:cantSplit/>
+        </w:trPr>
+        <w:tc>
+          <w:tcPr>
+            <w:tcW w:w="9746" w:type="dxa"/>
+            <w:gridSpan w:val="4"/>
+            <w:shd w:val="clear" w:color="auto" w:fill="E8EDEE"/>
+            <w:tcMar>
+              <w:top w:w="50" w:type="dxa"/>
+              <w:left w:w="110" w:type="dxa"/>
+              <w:bottom w:w="50" w:type="dxa"/>
+              <w:right w:w="110" w:type="dxa"/>
+            </w:tcMar>
+          </w:tcPr>
+          <w:p>
+            <w:pPr>
+              <w:spacing w:after="0"/>
+            </w:pPr>
+            <w:r>
+              <w:rPr>
+                <w:b/>
+                <w:bCs/>
+                <w:color w:val="003087"/>
+                <w:sz w:val="18"/>
+                <w:szCs w:val="18"/>
+              </w:rPr>
+              <w:t>Strategy &amp; Culture</w:t>
+            </w:r>
+          </w:p>
+        </w:tc>
+      </w:tr>
+      <w:tr>
+        <w:trPr>
+          <w:cantSplit/>
+          <w:trHeight w:val="700"/>
+        </w:trPr>
+        <w:tc>
+          <w:tcPr>
+            <w:tcW w:w="2880" w:type="dxa"/>
+            <w:tcMar>
+              <w:top w:w="50" w:type="dxa"/>
+              <w:left w:w="110" w:type="dxa"/>
+              <w:bottom w:w="50" w:type="dxa"/>
+              <w:right w:w="110" w:type="dxa"/>
+            </w:tcMar>
+          </w:tcPr>
+          <w:p>
+            <w:pPr>
+              <w:spacing w:after="0" w:line="280" w:lineRule="auto"/>
+            </w:pPr>
+            <w:r>
+              <w:rPr>
+                <w:color w:val="425563"/>
+                <w:sz w:val="18"/>
+                <w:szCs w:val="18"/>
+              </w:rPr>
+              <w:t xml:space="preserve">Participate in and develop multi-disciplinary teams for the creation and deployment of AI technology</w:t>
+            </w:r>
+          </w:p>
+        </w:tc>
+        <w:tc>
+          <w:tcPr>
+            <w:tcW w:w="2880" w:type="dxa"/>
+            <w:tcMar>
+              <w:top w:w="50" w:type="dxa"/>
+              <w:left w:w="110" w:type="dxa"/>
+              <w:bottom w:w="50" w:type="dxa"/>
+              <w:right w:w="110" w:type="dxa"/>
+            </w:tcMar>
+          </w:tcPr>
+          <w:p>
+            <w:pPr>
+              <w:spacing w:after="0" w:line="280" w:lineRule="auto"/>
+            </w:pPr>
+          </w:p>
+        </w:tc>
+        <w:tc>
+          <w:tcPr>
+            <w:tcW w:w="2886" w:type="dxa"/>
+            <w:tcMar>
+              <w:top w:w="50" w:type="dxa"/>
+              <w:left w:w="110" w:type="dxa"/>
+              <w:bottom w:w="50" w:type="dxa"/>
+              <w:right w:w="110" w:type="dxa"/>
+            </w:tcMar>
+          </w:tcPr>
+          <w:p>
+            <w:pPr>
+              <w:spacing w:after="0" w:line="280" w:lineRule="auto"/>
+            </w:pPr>
+          </w:p>
+        </w:tc>
+        <w:tc>
+          <w:tcPr>
+            <w:tcW w:w="1100" w:type="dxa"/>
+            <w:tcMar>
+              <w:top w:w="50" w:type="dxa"/>
+              <w:left w:w="110" w:type="dxa"/>
+              <w:bottom w:w="50" w:type="dxa"/>
+              <w:right w:w="110" w:type="dxa"/>
+            </w:tcMar>
+            <w:vAlign w:val="center"/>
+          </w:tcPr>
+          <w:p>
+            <w:pPr>
+              <w:spacing w:after="0"/>
+              <w:jc w:val="center"/>
+            </w:pPr>
+            <w:sdt>
+              <w:sdtPr>
+                <w:rPr>
+                  <w:rFonts w:eastAsia="MS Gothic" w:hint="eastAsia"/>
+                  <w:color w:val="425563"/>
+                </w:rPr>
+                <w:id w:val="7124"/>
+                <w14:checkbox>
+                  <w14:checked w14:val="0"/>
+                  <w14:checkedState w14:val="2612" w14:font="MS Gothic"/>
+                  <w14:uncheckedState w14:val="2610" w14:font="MS Gothic"/>
+                </w14:checkbox>
+              </w:sdtPr>
+              <w:sdtContent>
+                <w:r>
+                  <w:rPr>
+                    <w:rFonts w:ascii="MS Gothic" w:eastAsia="MS Gothic" w:hAnsi="MS Gothic" w:hint="eastAsia"/>
+                    <w:color w:val="425563"/>
+                  </w:rPr>
+                  <w:t>☐</w:t>
+                </w:r>
+              </w:sdtContent>
+            </w:sdt>
+          </w:p>
+        </w:tc>
+      </w:tr>
+      <w:tr>
+        <w:trPr>
+          <w:cantSplit/>
+          <w:trHeight w:val="700"/>
+        </w:trPr>
+        <w:tc>
+          <w:tcPr>
+            <w:tcW w:w="2880" w:type="dxa"/>
+            <w:tcMar>
+              <w:top w:w="50" w:type="dxa"/>
+              <w:left w:w="110" w:type="dxa"/>
+              <w:bottom w:w="50" w:type="dxa"/>
+              <w:right w:w="110" w:type="dxa"/>
+            </w:tcMar>
+          </w:tcPr>
+          <w:p>
+            <w:pPr>
+              <w:spacing w:after="0" w:line="280" w:lineRule="auto"/>
+            </w:pPr>
+            <w:r>
+              <w:rPr>
+                <w:color w:val="425563"/>
+                <w:sz w:val="18"/>
+                <w:szCs w:val="18"/>
+              </w:rPr>
+              <w:t xml:space="preserve">Collaborate effectively with colleagues in academia and industry</w:t>
+            </w:r>
+          </w:p>
+        </w:tc>
+        <w:tc>
+          <w:tcPr>
+            <w:tcW w:w="2880" w:type="dxa"/>
+            <w:tcMar>
+              <w:top w:w="50" w:type="dxa"/>
+              <w:left w:w="110" w:type="dxa"/>
+              <w:bottom w:w="50" w:type="dxa"/>
+              <w:right w:w="110" w:type="dxa"/>
+            </w:tcMar>
+          </w:tcPr>
+          <w:p>
+            <w:pPr>
+              <w:spacing w:after="0" w:line="280" w:lineRule="auto"/>
+            </w:pPr>
+          </w:p>
+        </w:tc>
+        <w:tc>
+          <w:tcPr>
+            <w:tcW w:w="2886" w:type="dxa"/>
+            <w:tcMar>
+              <w:top w:w="50" w:type="dxa"/>
+              <w:left w:w="110" w:type="dxa"/>
+              <w:bottom w:w="50" w:type="dxa"/>
+              <w:right w:w="110" w:type="dxa"/>
+            </w:tcMar>
+          </w:tcPr>
+          <w:p>
+            <w:pPr>
+              <w:spacing w:after="0" w:line="280" w:lineRule="auto"/>
+            </w:pPr>
+          </w:p>
+        </w:tc>
+        <w:tc>
+          <w:tcPr>
+            <w:tcW w:w="1100" w:type="dxa"/>
+            <w:tcMar>
+              <w:top w:w="50" w:type="dxa"/>
+              <w:left w:w="110" w:type="dxa"/>
+              <w:bottom w:w="50" w:type="dxa"/>
+              <w:right w:w="110" w:type="dxa"/>
+            </w:tcMar>
+            <w:vAlign w:val="center"/>
+          </w:tcPr>
+          <w:p>
+            <w:pPr>
+              <w:spacing w:after="0"/>
+              <w:jc w:val="center"/>
+            </w:pPr>
+            <w:sdt>
+              <w:sdtPr>
+                <w:rPr>
+                  <w:rFonts w:eastAsia="MS Gothic" w:hint="eastAsia"/>
+                  <w:color w:val="425563"/>
+                </w:rPr>
+                <w:id w:val="7125"/>
+                <w14:checkbox>
+                  <w14:checked w14:val="0"/>
+                  <w14:checkedState w14:val="2612" w14:font="MS Gothic"/>
+                  <w14:uncheckedState w14:val="2610" w14:font="MS Gothic"/>
+                </w14:checkbox>
+              </w:sdtPr>
+              <w:sdtContent>
+                <w:r>
+                  <w:rPr>
+                    <w:rFonts w:ascii="MS Gothic" w:eastAsia="MS Gothic" w:hAnsi="MS Gothic" w:hint="eastAsia"/>
+                    <w:color w:val="425563"/>
+                  </w:rPr>
+                  <w:t>☐</w:t>
+                </w:r>
+              </w:sdtContent>
+            </w:sdt>
+          </w:p>
+        </w:tc>
+      </w:tr>
+      <w:tr>
+        <w:trPr>
+          <w:cantSplit/>
+          <w:trHeight w:val="700"/>
+        </w:trPr>
+        <w:tc>
+          <w:tcPr>
+            <w:tcW w:w="2880" w:type="dxa"/>
+            <w:tcMar>
+              <w:top w:w="50" w:type="dxa"/>
+              <w:left w:w="110" w:type="dxa"/>
+              <w:bottom w:w="50" w:type="dxa"/>
+              <w:right w:w="110" w:type="dxa"/>
+            </w:tcMar>
+          </w:tcPr>
+          <w:p>
+            <w:pPr>
+              <w:spacing w:after="0" w:line="280" w:lineRule="auto"/>
+            </w:pPr>
+            <w:r>
+              <w:rPr>
+                <w:color w:val="425563"/>
+                <w:sz w:val="18"/>
+                <w:szCs w:val="18"/>
+              </w:rPr>
+              <w:t xml:space="preserve">Understand and apply the principles of digital transformation and effective change management</w:t>
+            </w:r>
+          </w:p>
+        </w:tc>
+        <w:tc>
+          <w:tcPr>
+            <w:tcW w:w="2880" w:type="dxa"/>
+            <w:tcMar>
+              <w:top w:w="50" w:type="dxa"/>
+              <w:left w:w="110" w:type="dxa"/>
+              <w:bottom w:w="50" w:type="dxa"/>
+              <w:right w:w="110" w:type="dxa"/>
+            </w:tcMar>
+          </w:tcPr>
+          <w:p>
+            <w:pPr>
+              <w:spacing w:after="0" w:line="280" w:lineRule="auto"/>
+            </w:pPr>
+          </w:p>
+        </w:tc>
+        <w:tc>
+          <w:tcPr>
+            <w:tcW w:w="2886" w:type="dxa"/>
+            <w:tcMar>
+              <w:top w:w="50" w:type="dxa"/>
+              <w:left w:w="110" w:type="dxa"/>
+              <w:bottom w:w="50" w:type="dxa"/>
+              <w:right w:w="110" w:type="dxa"/>
+            </w:tcMar>
+          </w:tcPr>
+          <w:p>
+            <w:pPr>
+              <w:spacing w:after="0" w:line="280" w:lineRule="auto"/>
+            </w:pPr>
+          </w:p>
+        </w:tc>
+        <w:tc>
+          <w:tcPr>
+            <w:tcW w:w="1100" w:type="dxa"/>
+            <w:tcMar>
+              <w:top w:w="50" w:type="dxa"/>
+              <w:left w:w="110" w:type="dxa"/>
+              <w:bottom w:w="50" w:type="dxa"/>
+              <w:right w:w="110" w:type="dxa"/>
+            </w:tcMar>
+            <w:vAlign w:val="center"/>
+          </w:tcPr>
+          <w:p>
+            <w:pPr>
+              <w:spacing w:after="0"/>
+              <w:jc w:val="center"/>
+            </w:pPr>
+            <w:sdt>
+              <w:sdtPr>
+                <w:rPr>
+                  <w:rFonts w:eastAsia="MS Gothic" w:hint="eastAsia"/>
+                  <w:color w:val="425563"/>
+                </w:rPr>
+                <w:id w:val="7126"/>
+                <w14:checkbox>
+                  <w14:checked w14:val="0"/>
+                  <w14:checkedState w14:val="2612" w14:font="MS Gothic"/>
+                  <w14:uncheckedState w14:val="2610" w14:font="MS Gothic"/>
+                </w14:checkbox>
+              </w:sdtPr>
+              <w:sdtContent>
+                <w:r>
+                  <w:rPr>
+                    <w:rFonts w:ascii="MS Gothic" w:eastAsia="MS Gothic" w:hAnsi="MS Gothic" w:hint="eastAsia"/>
+                    <w:color w:val="425563"/>
+                  </w:rPr>
+                  <w:t>☐</w:t>
+                </w:r>
+              </w:sdtContent>
+            </w:sdt>
+          </w:p>
+        </w:tc>
+      </w:tr>
+      <w:tr>
+        <w:trPr>
+          <w:cantSplit/>
+          <w:trHeight w:val="700"/>
+        </w:trPr>
+        <w:tc>
+          <w:tcPr>
+            <w:tcW w:w="2880" w:type="dxa"/>
+            <w:tcMar>
+              <w:top w:w="50" w:type="dxa"/>
+              <w:left w:w="110" w:type="dxa"/>
+              <w:bottom w:w="50" w:type="dxa"/>
+              <w:right w:w="110" w:type="dxa"/>
+            </w:tcMar>
+          </w:tcPr>
+          <w:p>
+            <w:pPr>
+              <w:spacing w:after="0" w:line="280" w:lineRule="auto"/>
+            </w:pPr>
+            <w:r>
+              <w:rPr>
+                <w:color w:val="425563"/>
+                <w:sz w:val="18"/>
+                <w:szCs w:val="18"/>
+              </w:rPr>
+              <w:t xml:space="preserve">Establish leadership buy-in and support internal champions for change for AI technology</w:t>
+            </w:r>
+          </w:p>
+        </w:tc>
+        <w:tc>
+          <w:tcPr>
+            <w:tcW w:w="2880" w:type="dxa"/>
+            <w:tcMar>
+              <w:top w:w="50" w:type="dxa"/>
+              <w:left w:w="110" w:type="dxa"/>
+              <w:bottom w:w="50" w:type="dxa"/>
+              <w:right w:w="110" w:type="dxa"/>
+            </w:tcMar>
+          </w:tcPr>
+          <w:p>
+            <w:pPr>
+              <w:spacing w:after="0" w:line="280" w:lineRule="auto"/>
+            </w:pPr>
+          </w:p>
+        </w:tc>
+        <w:tc>
+          <w:tcPr>
+            <w:tcW w:w="2886" w:type="dxa"/>
+            <w:tcMar>
+              <w:top w:w="50" w:type="dxa"/>
+              <w:left w:w="110" w:type="dxa"/>
+              <w:bottom w:w="50" w:type="dxa"/>
+              <w:right w:w="110" w:type="dxa"/>
+            </w:tcMar>
+          </w:tcPr>
+          <w:p>
+            <w:pPr>
+              <w:spacing w:after="0" w:line="280" w:lineRule="auto"/>
+            </w:pPr>
+          </w:p>
+        </w:tc>
+        <w:tc>
+          <w:tcPr>
+            <w:tcW w:w="1100" w:type="dxa"/>
+            <w:tcMar>
+              <w:top w:w="50" w:type="dxa"/>
+              <w:left w:w="110" w:type="dxa"/>
+              <w:bottom w:w="50" w:type="dxa"/>
+              <w:right w:w="110" w:type="dxa"/>
+            </w:tcMar>
+            <w:vAlign w:val="center"/>
+          </w:tcPr>
+          <w:p>
+            <w:pPr>
+              <w:spacing w:after="0"/>
+              <w:jc w:val="center"/>
+            </w:pPr>
+            <w:sdt>
+              <w:sdtPr>
+                <w:rPr>
+                  <w:rFonts w:eastAsia="MS Gothic" w:hint="eastAsia"/>
+                  <w:color w:val="425563"/>
+                </w:rPr>
+                <w:id w:val="7127"/>
+                <w14:checkbox>
+                  <w14:checked w14:val="0"/>
+                  <w14:checkedState w14:val="2612" w14:font="MS Gothic"/>
+                  <w14:uncheckedState w14:val="2610" w14:font="MS Gothic"/>
+                </w14:checkbox>
+              </w:sdtPr>
+              <w:sdtContent>
+                <w:r>
+                  <w:rPr>
+                    <w:rFonts w:ascii="MS Gothic" w:eastAsia="MS Gothic" w:hAnsi="MS Gothic" w:hint="eastAsia"/>
+                    <w:color w:val="425563"/>
+                  </w:rPr>
+                  <w:t>☐</w:t>
+                </w:r>
+              </w:sdtContent>
+            </w:sdt>
+          </w:p>
+        </w:tc>
+      </w:tr>
+      <w:tr>
+        <w:trPr>
+          <w:cantSplit/>
+          <w:trHeight w:val="700"/>
+        </w:trPr>
+        <w:tc>
+          <w:tcPr>
+            <w:tcW w:w="2880" w:type="dxa"/>
+            <w:tcMar>
+              <w:top w:w="50" w:type="dxa"/>
+              <w:left w:w="110" w:type="dxa"/>
+              <w:bottom w:w="50" w:type="dxa"/>
+              <w:right w:w="110" w:type="dxa"/>
+            </w:tcMar>
+          </w:tcPr>
+          <w:p>
+            <w:pPr>
+              <w:spacing w:after="0" w:line="280" w:lineRule="auto"/>
+            </w:pPr>
+            <w:r>
+              <w:rPr>
+                <w:color w:val="425563"/>
+                <w:sz w:val="18"/>
+                <w:szCs w:val="18"/>
+              </w:rPr>
+              <w:t xml:space="preserve">Understand the learning and development needs of NHS staff for AI technology</w:t>
+            </w:r>
+          </w:p>
+        </w:tc>
+        <w:tc>
+          <w:tcPr>
+            <w:tcW w:w="2880" w:type="dxa"/>
+            <w:tcMar>
+              <w:top w:w="50" w:type="dxa"/>
+              <w:left w:w="110" w:type="dxa"/>
+              <w:bottom w:w="50" w:type="dxa"/>
+              <w:right w:w="110" w:type="dxa"/>
+            </w:tcMar>
+          </w:tcPr>
+          <w:p>
+            <w:pPr>
+              <w:spacing w:after="0" w:line="280" w:lineRule="auto"/>
+            </w:pPr>
+          </w:p>
+        </w:tc>
+        <w:tc>
+          <w:tcPr>
+            <w:tcW w:w="2886" w:type="dxa"/>
+            <w:tcMar>
+              <w:top w:w="50" w:type="dxa"/>
+              <w:left w:w="110" w:type="dxa"/>
+              <w:bottom w:w="50" w:type="dxa"/>
+              <w:right w:w="110" w:type="dxa"/>
+            </w:tcMar>
+          </w:tcPr>
+          <w:p>
+            <w:pPr>
+              <w:spacing w:after="0" w:line="280" w:lineRule="auto"/>
+            </w:pPr>
+          </w:p>
+        </w:tc>
+        <w:tc>
+          <w:tcPr>
+            <w:tcW w:w="1100" w:type="dxa"/>
+            <w:tcMar>
+              <w:top w:w="50" w:type="dxa"/>
+              <w:left w:w="110" w:type="dxa"/>
+              <w:bottom w:w="50" w:type="dxa"/>
+              <w:right w:w="110" w:type="dxa"/>
+            </w:tcMar>
+            <w:vAlign w:val="center"/>
+          </w:tcPr>
+          <w:p>
+            <w:pPr>
+              <w:spacing w:after="0"/>
+              <w:jc w:val="center"/>
+            </w:pPr>
+            <w:sdt>
+              <w:sdtPr>
+                <w:rPr>
+                  <w:rFonts w:eastAsia="MS Gothic" w:hint="eastAsia"/>
+                  <w:color w:val="425563"/>
+                </w:rPr>
+                <w:id w:val="7128"/>
+                <w14:checkbox>
+                  <w14:checked w14:val="0"/>
+                  <w14:checkedState w14:val="2612" w14:font="MS Gothic"/>
+                  <w14:uncheckedState w14:val="2610" w14:font="MS Gothic"/>
+                </w14:checkbox>
+              </w:sdtPr>
+              <w:sdtContent>
+                <w:r>
+                  <w:rPr>
+                    <w:rFonts w:ascii="MS Gothic" w:eastAsia="MS Gothic" w:hAnsi="MS Gothic" w:hint="eastAsia"/>
+                    <w:color w:val="425563"/>
+                  </w:rPr>
+                  <w:t>☐</w:t>
+                </w:r>
+              </w:sdtContent>
+            </w:sdt>
+          </w:p>
+        </w:tc>
+      </w:tr>
+      <w:tr>
+        <w:trPr>
+          <w:cantSplit/>
+          <w:trHeight w:val="700"/>
+        </w:trPr>
+        <w:tc>
+          <w:tcPr>
+            <w:tcW w:w="2880" w:type="dxa"/>
+            <w:tcMar>
+              <w:top w:w="50" w:type="dxa"/>
+              <w:left w:w="110" w:type="dxa"/>
+              <w:bottom w:w="50" w:type="dxa"/>
+              <w:right w:w="110" w:type="dxa"/>
+            </w:tcMar>
+          </w:tcPr>
+          <w:p>
+            <w:pPr>
+              <w:spacing w:after="0" w:line="280" w:lineRule="auto"/>
+            </w:pPr>
+            <w:r>
+              <w:rPr>
+                <w:color w:val="425563"/>
+                <w:sz w:val="18"/>
+                <w:szCs w:val="18"/>
+              </w:rPr>
+              <w:t xml:space="preserve">Understand the needs and expectations of patients and public for the ethical and accessible use of AI through the principles of co-design</w:t>
+            </w:r>
+          </w:p>
+        </w:tc>
+        <w:tc>
+          <w:tcPr>
+            <w:tcW w:w="2880" w:type="dxa"/>
+            <w:tcMar>
+              <w:top w:w="50" w:type="dxa"/>
+              <w:left w:w="110" w:type="dxa"/>
+              <w:bottom w:w="50" w:type="dxa"/>
+              <w:right w:w="110" w:type="dxa"/>
+            </w:tcMar>
+          </w:tcPr>
+          <w:p>
+            <w:pPr>
+              <w:spacing w:after="0" w:line="280" w:lineRule="auto"/>
+            </w:pPr>
+          </w:p>
+        </w:tc>
+        <w:tc>
+          <w:tcPr>
+            <w:tcW w:w="2886" w:type="dxa"/>
+            <w:tcMar>
+              <w:top w:w="50" w:type="dxa"/>
+              <w:left w:w="110" w:type="dxa"/>
+              <w:bottom w:w="50" w:type="dxa"/>
+              <w:right w:w="110" w:type="dxa"/>
+            </w:tcMar>
+          </w:tcPr>
+          <w:p>
+            <w:pPr>
+              <w:spacing w:after="0" w:line="280" w:lineRule="auto"/>
+            </w:pPr>
+          </w:p>
+        </w:tc>
+        <w:tc>
+          <w:tcPr>
+            <w:tcW w:w="1100" w:type="dxa"/>
+            <w:tcMar>
+              <w:top w:w="50" w:type="dxa"/>
+              <w:left w:w="110" w:type="dxa"/>
+              <w:bottom w:w="50" w:type="dxa"/>
+              <w:right w:w="110" w:type="dxa"/>
+            </w:tcMar>
+            <w:vAlign w:val="center"/>
+          </w:tcPr>
+          <w:p>
+            <w:pPr>
+              <w:spacing w:after="0"/>
+              <w:jc w:val="center"/>
+            </w:pPr>
+            <w:sdt>
+              <w:sdtPr>
+                <w:rPr>
+                  <w:rFonts w:eastAsia="MS Gothic" w:hint="eastAsia"/>
+                  <w:color w:val="425563"/>
+                </w:rPr>
+                <w:id w:val="7129"/>
+                <w14:checkbox>
+                  <w14:checked w14:val="0"/>
+                  <w14:checkedState w14:val="2612" w14:font="MS Gothic"/>
+                  <w14:uncheckedState w14:val="2610" w14:font="MS Gothic"/>
+                </w14:checkbox>
+              </w:sdtPr>
+              <w:sdtContent>
+                <w:r>
+                  <w:rPr>
+                    <w:rFonts w:ascii="MS Gothic" w:eastAsia="MS Gothic" w:hAnsi="MS Gothic" w:hint="eastAsia"/>
+                    <w:color w:val="425563"/>
+                  </w:rPr>
+                  <w:t>☐</w:t>
+                </w:r>
+              </w:sdtContent>
+            </w:sdt>
+          </w:p>
+        </w:tc>
+      </w:tr>
+      <w:tr>
+        <w:trPr>
+          <w:cantSplit/>
+        </w:trPr>
+        <w:tc>
+          <w:tcPr>
+            <w:tcW w:w="9746" w:type="dxa"/>
+            <w:gridSpan w:val="4"/>
+            <w:shd w:val="clear" w:color="auto" w:fill="E8EDEE"/>
+            <w:tcMar>
+              <w:top w:w="50" w:type="dxa"/>
+              <w:left w:w="110" w:type="dxa"/>
+              <w:bottom w:w="50" w:type="dxa"/>
+              <w:right w:w="110" w:type="dxa"/>
+            </w:tcMar>
+          </w:tcPr>
+          <w:p>
+            <w:pPr>
+              <w:spacing w:after="0"/>
+            </w:pPr>
+            <w:r>
+              <w:rPr>
+                <w:b/>
+                <w:bCs/>
+                <w:color w:val="003087"/>
+                <w:sz w:val="18"/>
+                <w:szCs w:val="18"/>
+              </w:rPr>
+              <w:t>Additional objectives not listed in the curriculum</w:t>
+            </w:r>
+          </w:p>
+        </w:tc>
+      </w:tr>
+      <w:tr>
+        <w:trPr>
+          <w:cantSplit/>
+          <w:trHeight w:val="700"/>
+        </w:trPr>
+        <w:tc>
+          <w:tcPr>
+            <w:tcW w:w="2880" w:type="dxa"/>
+            <w:tcMar>
+              <w:top w:w="50" w:type="dxa"/>
+              <w:left w:w="110" w:type="dxa"/>
+              <w:bottom w:w="50" w:type="dxa"/>
+              <w:right w:w="110" w:type="dxa"/>
+            </w:tcMar>
+          </w:tcPr>
+          <w:p>
+            <w:pPr>
+              <w:spacing w:after="0" w:line="280" w:lineRule="auto"/>
+            </w:pPr>
+          </w:p>
+        </w:tc>
+        <w:tc>
+          <w:tcPr>
+            <w:tcW w:w="2880" w:type="dxa"/>
+            <w:tcMar>
+              <w:top w:w="50" w:type="dxa"/>
+              <w:left w:w="110" w:type="dxa"/>
+              <w:bottom w:w="50" w:type="dxa"/>
+              <w:right w:w="110" w:type="dxa"/>
+            </w:tcMar>
+          </w:tcPr>
+          <w:p>
+            <w:pPr>
+              <w:spacing w:after="0" w:line="280" w:lineRule="auto"/>
+            </w:pPr>
+          </w:p>
+        </w:tc>
+        <w:tc>
+          <w:tcPr>
+            <w:tcW w:w="2886" w:type="dxa"/>
+            <w:tcMar>
+              <w:top w:w="50" w:type="dxa"/>
+              <w:left w:w="110" w:type="dxa"/>
+              <w:bottom w:w="50" w:type="dxa"/>
+              <w:right w:w="110" w:type="dxa"/>
+            </w:tcMar>
+          </w:tcPr>
+          <w:p>
+            <w:pPr>
+              <w:spacing w:after="0" w:line="280" w:lineRule="auto"/>
+            </w:pPr>
+          </w:p>
+        </w:tc>
+        <w:tc>
+          <w:tcPr>
+            <w:tcW w:w="1100" w:type="dxa"/>
+            <w:tcMar>
+              <w:top w:w="50" w:type="dxa"/>
+              <w:left w:w="110" w:type="dxa"/>
+              <w:bottom w:w="50" w:type="dxa"/>
+              <w:right w:w="110" w:type="dxa"/>
+            </w:tcMar>
+            <w:vAlign w:val="center"/>
+          </w:tcPr>
+          <w:p>
+            <w:pPr>
+              <w:spacing w:after="0"/>
+              <w:jc w:val="center"/>
+            </w:pPr>
+            <w:sdt>
+              <w:sdtPr>
+                <w:rPr>
+                  <w:rFonts w:eastAsia="MS Gothic" w:hint="eastAsia"/>
+                  <w:color w:val="425563"/>
+                </w:rPr>
+                <w:id w:val="7130"/>
+                <w14:checkbox>
+                  <w14:checked w14:val="0"/>
+                  <w14:checkedState w14:val="2612" w14:font="MS Gothic"/>
+                  <w14:uncheckedState w14:val="2610" w14:font="MS Gothic"/>
+                </w14:checkbox>
+              </w:sdtPr>
+              <w:sdtContent>
+                <w:r>
+                  <w:rPr>
+                    <w:rFonts w:ascii="MS Gothic" w:eastAsia="MS Gothic" w:hAnsi="MS Gothic" w:hint="eastAsia"/>
+                    <w:color w:val="425563"/>
+                  </w:rPr>
+                  <w:t>☐</w:t>
+                </w:r>
+              </w:sdtContent>
+            </w:sdt>
+          </w:p>
+        </w:tc>
+      </w:tr>
+      <w:tr>
+        <w:trPr>
+          <w:cantSplit/>
+          <w:trHeight w:val="700"/>
+        </w:trPr>
+        <w:tc>
+          <w:tcPr>
+            <w:tcW w:w="2880" w:type="dxa"/>
+            <w:tcMar>
+              <w:top w:w="50" w:type="dxa"/>
+              <w:left w:w="110" w:type="dxa"/>
+              <w:bottom w:w="50" w:type="dxa"/>
+              <w:right w:w="110" w:type="dxa"/>
+            </w:tcMar>
+          </w:tcPr>
+          <w:p>
+            <w:pPr>
+              <w:spacing w:after="0" w:line="280" w:lineRule="auto"/>
+            </w:pPr>
+          </w:p>
+        </w:tc>
+        <w:tc>
+          <w:tcPr>
+            <w:tcW w:w="2880" w:type="dxa"/>
+            <w:tcMar>
+              <w:top w:w="50" w:type="dxa"/>
+              <w:left w:w="110" w:type="dxa"/>
+              <w:bottom w:w="50" w:type="dxa"/>
+              <w:right w:w="110" w:type="dxa"/>
+            </w:tcMar>
+          </w:tcPr>
+          <w:p>
+            <w:pPr>
+              <w:spacing w:after="0" w:line="280" w:lineRule="auto"/>
+            </w:pPr>
+          </w:p>
+        </w:tc>
+        <w:tc>
+          <w:tcPr>
+            <w:tcW w:w="2886" w:type="dxa"/>
+            <w:tcMar>
+              <w:top w:w="50" w:type="dxa"/>
+              <w:left w:w="110" w:type="dxa"/>
+              <w:bottom w:w="50" w:type="dxa"/>
+              <w:right w:w="110" w:type="dxa"/>
+            </w:tcMar>
+          </w:tcPr>
+          <w:p>
+            <w:pPr>
+              <w:spacing w:after="0" w:line="280" w:lineRule="auto"/>
+            </w:pPr>
+          </w:p>
+        </w:tc>
+        <w:tc>
+          <w:tcPr>
+            <w:tcW w:w="1100" w:type="dxa"/>
+            <w:tcMar>
+              <w:top w:w="50" w:type="dxa"/>
+              <w:left w:w="110" w:type="dxa"/>
+              <w:bottom w:w="50" w:type="dxa"/>
+              <w:right w:w="110" w:type="dxa"/>
+            </w:tcMar>
+            <w:vAlign w:val="center"/>
+          </w:tcPr>
+          <w:p>
+            <w:pPr>
+              <w:spacing w:after="0"/>
+              <w:jc w:val="center"/>
+            </w:pPr>
+            <w:sdt>
+              <w:sdtPr>
+                <w:rPr>
+                  <w:rFonts w:eastAsia="MS Gothic" w:hint="eastAsia"/>
+                  <w:color w:val="425563"/>
+                </w:rPr>
+                <w:id w:val="7131"/>
+                <w14:checkbox>
+                  <w14:checked w14:val="0"/>
+                  <w14:checkedState w14:val="2612" w14:font="MS Gothic"/>
+                  <w14:uncheckedState w14:val="2610" w14:font="MS Gothic"/>
+                </w14:checkbox>
+              </w:sdtPr>
+              <w:sdtContent>
+                <w:r>
+                  <w:rPr>
+                    <w:rFonts w:ascii="MS Gothic" w:eastAsia="MS Gothic" w:hAnsi="MS Gothic" w:hint="eastAsia"/>
+                    <w:color w:val="425563"/>
+                  </w:rPr>
+                  <w:t>☐</w:t>
+                </w:r>
+              </w:sdtContent>
+            </w:sdt>
+          </w:p>
+        </w:tc>
+      </w:tr>
+      <w:tr>
+        <w:trPr>
+          <w:cantSplit/>
+          <w:trHeight w:val="700"/>
+        </w:trPr>
+        <w:tc>
+          <w:tcPr>
+            <w:tcW w:w="2880" w:type="dxa"/>
+            <w:tcMar>
+              <w:top w:w="50" w:type="dxa"/>
+              <w:left w:w="110" w:type="dxa"/>
+              <w:bottom w:w="50" w:type="dxa"/>
+              <w:right w:w="110" w:type="dxa"/>
+            </w:tcMar>
+          </w:tcPr>
+          <w:p>
+            <w:pPr>
+              <w:spacing w:after="0" w:line="280" w:lineRule="auto"/>
+            </w:pPr>
+          </w:p>
+        </w:tc>
+        <w:tc>
+          <w:tcPr>
+            <w:tcW w:w="2880" w:type="dxa"/>
+            <w:tcMar>
+              <w:top w:w="50" w:type="dxa"/>
+              <w:left w:w="110" w:type="dxa"/>
+              <w:bottom w:w="50" w:type="dxa"/>
+              <w:right w:w="110" w:type="dxa"/>
+            </w:tcMar>
+          </w:tcPr>
+          <w:p>
+            <w:pPr>
+              <w:spacing w:after="0" w:line="280" w:lineRule="auto"/>
+            </w:pPr>
+          </w:p>
+        </w:tc>
+        <w:tc>
+          <w:tcPr>
+            <w:tcW w:w="2886" w:type="dxa"/>
+            <w:tcMar>
+              <w:top w:w="50" w:type="dxa"/>
+              <w:left w:w="110" w:type="dxa"/>
+              <w:bottom w:w="50" w:type="dxa"/>
+              <w:right w:w="110" w:type="dxa"/>
+            </w:tcMar>
+          </w:tcPr>
+          <w:p>
+            <w:pPr>
+              <w:spacing w:after="0" w:line="280" w:lineRule="auto"/>
+            </w:pPr>
+          </w:p>
+        </w:tc>
+        <w:tc>
+          <w:tcPr>
+            <w:tcW w:w="1100" w:type="dxa"/>
+            <w:tcMar>
+              <w:top w:w="50" w:type="dxa"/>
+              <w:left w:w="110" w:type="dxa"/>
+              <w:bottom w:w="50" w:type="dxa"/>
+              <w:right w:w="110" w:type="dxa"/>
+            </w:tcMar>
+            <w:vAlign w:val="center"/>
+          </w:tcPr>
+          <w:p>
+            <w:pPr>
+              <w:spacing w:after="0"/>
+              <w:jc w:val="center"/>
+            </w:pPr>
+            <w:sdt>
+              <w:sdtPr>
+                <w:rPr>
+                  <w:rFonts w:eastAsia="MS Gothic" w:hint="eastAsia"/>
+                  <w:color w:val="425563"/>
+                </w:rPr>
+                <w:id w:val="7132"/>
+                <w14:checkbox>
+                  <w14:checked w14:val="0"/>
+                  <w14:checkedState w14:val="2612" w14:font="MS Gothic"/>
+                  <w14:uncheckedState w14:val="2610" w14:font="MS Gothic"/>
+                </w14:checkbox>
+              </w:sdtPr>
+              <w:sdtContent>
+                <w:r>
+                  <w:rPr>
+                    <w:rFonts w:ascii="MS Gothic" w:eastAsia="MS Gothic" w:hAnsi="MS Gothic" w:hint="eastAsia"/>
                     <w:color w:val="425563"/>
                   </w:rPr>
                   <w:t>☐</w:t>
